--- a/EJERCICIOS DE LOS ALUMNOS/JESUS/Modulo1/SQL/Ejercicios base de datos cursos_JesusDiaz.docx
+++ b/EJERCICIOS DE LOS ALUMNOS/JESUS/Modulo1/SQL/Ejercicios base de datos cursos_JesusDiaz.docx
@@ -537,23 +537,7 @@
     </w:p>
     <w:p>
       <w:r>
-        <w:t xml:space="preserve">SELECT </w:t>
-      </w:r>
-      <w:proofErr w:type="spellStart"/>
-      <w:r>
-        <w:t>nombre_curso</w:t>
-      </w:r>
-      <w:proofErr w:type="spellEnd"/>
-      <w:r>
-        <w:t xml:space="preserve"> FROM cursos ORDER BY </w:t>
-      </w:r>
-      <w:proofErr w:type="spellStart"/>
-      <w:r>
-        <w:t>nombre_curso</w:t>
-      </w:r>
-      <w:proofErr w:type="spellEnd"/>
-      <w:r>
-        <w:t xml:space="preserve"> ASC;</w:t>
+        <w:t>SELECT nombre_curso FROM cursos ORDER BY nombre_curso ASC;</w:t>
       </w:r>
     </w:p>
     <w:p>
@@ -631,15 +615,7 @@
     </w:p>
     <w:p>
       <w:r>
-        <w:t xml:space="preserve">SELECT * FROM cursos WHERE </w:t>
-      </w:r>
-      <w:proofErr w:type="spellStart"/>
-      <w:r>
-        <w:t>descripcion</w:t>
-      </w:r>
-      <w:proofErr w:type="spellEnd"/>
-      <w:r>
-        <w:t xml:space="preserve"> LIKE '%bases%';</w:t>
+        <w:t>SELECT * FROM cursos WHERE descripcion LIKE '%bases%';</w:t>
       </w:r>
     </w:p>
     <w:p>
@@ -726,49 +702,7 @@
         <w:rPr>
           <w:lang w:val="en-GB"/>
         </w:rPr>
-        <w:t xml:space="preserve">SELECT </w:t>
-      </w:r>
-      <w:proofErr w:type="gramStart"/>
-      <w:r>
-        <w:rPr>
-          <w:lang w:val="en-GB"/>
-        </w:rPr>
-        <w:t>COUNT(</w:t>
-      </w:r>
-      <w:proofErr w:type="gramEnd"/>
-      <w:r>
-        <w:rPr>
-          <w:lang w:val="en-GB"/>
-        </w:rPr>
-        <w:t xml:space="preserve">*) AS </w:t>
-      </w:r>
-      <w:proofErr w:type="spellStart"/>
-      <w:r>
-        <w:rPr>
-          <w:lang w:val="en-GB"/>
-        </w:rPr>
-        <w:t>total_alumnos</w:t>
-      </w:r>
-      <w:proofErr w:type="spellEnd"/>
-      <w:r>
-        <w:rPr>
-          <w:lang w:val="en-GB"/>
-        </w:rPr>
-        <w:t xml:space="preserve"> FROM </w:t>
-      </w:r>
-      <w:proofErr w:type="spellStart"/>
-      <w:r>
-        <w:rPr>
-          <w:lang w:val="en-GB"/>
-        </w:rPr>
-        <w:t>alumnos</w:t>
-      </w:r>
-      <w:proofErr w:type="spellEnd"/>
-      <w:r>
-        <w:rPr>
-          <w:lang w:val="en-GB"/>
-        </w:rPr>
-        <w:t>;</w:t>
+        <w:t>SELECT COUNT(*) AS total_alumnos FROM alumnos;</w:t>
       </w:r>
     </w:p>
     <w:p>
@@ -851,23 +785,7 @@
     </w:p>
     <w:p>
       <w:r>
-        <w:t xml:space="preserve">SELECT </w:t>
-      </w:r>
-      <w:proofErr w:type="gramStart"/>
-      <w:r>
-        <w:t>COUNT(</w:t>
-      </w:r>
-      <w:proofErr w:type="gramEnd"/>
-      <w:r>
-        <w:t xml:space="preserve">*) AS </w:t>
-      </w:r>
-      <w:proofErr w:type="spellStart"/>
-      <w:r>
-        <w:t>total_cursos</w:t>
-      </w:r>
-      <w:proofErr w:type="spellEnd"/>
-      <w:r>
-        <w:t xml:space="preserve"> FROM cursos;</w:t>
+        <w:t>SELECT COUNT(*) AS total_cursos FROM cursos;</w:t>
       </w:r>
     </w:p>
     <w:p>
@@ -933,46 +851,8 @@
     </w:p>
     <w:p>
       <w:r>
-        <w:t xml:space="preserve">SELECT </w:t>
-      </w:r>
-      <w:proofErr w:type="spellStart"/>
-      <w:r>
-        <w:t>a.id</w:t>
-      </w:r>
-      <w:proofErr w:type="spellEnd"/>
-      <w:r>
-        <w:t xml:space="preserve">, </w:t>
-      </w:r>
-      <w:proofErr w:type="spellStart"/>
-      <w:proofErr w:type="gramStart"/>
-      <w:r>
-        <w:t>al.nombre</w:t>
-      </w:r>
-      <w:proofErr w:type="spellEnd"/>
-      <w:proofErr w:type="gramEnd"/>
-      <w:r>
-        <w:t xml:space="preserve">, </w:t>
-      </w:r>
-      <w:proofErr w:type="spellStart"/>
-      <w:proofErr w:type="gramStart"/>
-      <w:r>
-        <w:t>al.apellidos</w:t>
-      </w:r>
-      <w:proofErr w:type="spellEnd"/>
-      <w:proofErr w:type="gramEnd"/>
-      <w:r>
-        <w:t xml:space="preserve">, </w:t>
-      </w:r>
-      <w:proofErr w:type="spellStart"/>
-      <w:proofErr w:type="gramStart"/>
-      <w:r>
-        <w:t>a.fecha</w:t>
-      </w:r>
-      <w:proofErr w:type="gramEnd"/>
-      <w:r>
-        <w:t>_asistencia</w:t>
-      </w:r>
-      <w:proofErr w:type="spellEnd"/>
+        <w:t>SELECT a.id, al.nombre, al.apellidos, a.fecha_asistencia</w:t>
+      </w:r>
     </w:p>
     <w:p>
       <w:r>
@@ -981,23 +861,7 @@
     </w:p>
     <w:p>
       <w:r>
-        <w:t xml:space="preserve">JOIN alumnos al ON </w:t>
-      </w:r>
-      <w:proofErr w:type="spellStart"/>
-      <w:r>
-        <w:t>a.id_alumno</w:t>
-      </w:r>
-      <w:proofErr w:type="spellEnd"/>
-      <w:r>
-        <w:t xml:space="preserve"> = </w:t>
-      </w:r>
-      <w:proofErr w:type="spellStart"/>
-      <w:r>
-        <w:t>al.id</w:t>
-      </w:r>
-      <w:proofErr w:type="spellEnd"/>
-      <w:r>
-        <w:t>;</w:t>
+        <w:t>JOIN alumnos al ON a.id_alumno = al.id;</w:t>
       </w:r>
     </w:p>
     <w:p>
@@ -1076,39 +940,8 @@
     </w:p>
     <w:p>
       <w:r>
-        <w:t xml:space="preserve">SELECT </w:t>
-      </w:r>
-      <w:proofErr w:type="spellStart"/>
-      <w:r>
-        <w:t>a.id</w:t>
-      </w:r>
-      <w:proofErr w:type="spellEnd"/>
-      <w:r>
-        <w:t xml:space="preserve">, </w:t>
-      </w:r>
-      <w:proofErr w:type="spellStart"/>
-      <w:proofErr w:type="gramStart"/>
-      <w:r>
-        <w:t>c.nombre</w:t>
-      </w:r>
-      <w:proofErr w:type="gramEnd"/>
-      <w:r>
-        <w:t>_curso</w:t>
-      </w:r>
-      <w:proofErr w:type="spellEnd"/>
-      <w:r>
-        <w:t xml:space="preserve">, </w:t>
-      </w:r>
-      <w:proofErr w:type="spellStart"/>
-      <w:proofErr w:type="gramStart"/>
-      <w:r>
-        <w:t>a.fecha</w:t>
-      </w:r>
-      <w:proofErr w:type="gramEnd"/>
-      <w:r>
-        <w:t>_asistencia</w:t>
-      </w:r>
-      <w:proofErr w:type="spellEnd"/>
+        <w:t>SELECT a.id, c.nombre_curso, a.fecha_asistencia</w:t>
+      </w:r>
     </w:p>
     <w:p>
       <w:r>
@@ -1117,23 +950,7 @@
     </w:p>
     <w:p>
       <w:r>
-        <w:t xml:space="preserve">JOIN cursos c ON </w:t>
-      </w:r>
-      <w:proofErr w:type="spellStart"/>
-      <w:r>
-        <w:t>a.id_curso</w:t>
-      </w:r>
-      <w:proofErr w:type="spellEnd"/>
-      <w:r>
-        <w:t xml:space="preserve"> = </w:t>
-      </w:r>
-      <w:proofErr w:type="spellStart"/>
-      <w:r>
-        <w:t>c.id</w:t>
-      </w:r>
-      <w:proofErr w:type="spellEnd"/>
-      <w:r>
-        <w:t>;</w:t>
+        <w:t>JOIN cursos c ON a.id_curso = c.id;</w:t>
       </w:r>
     </w:p>
     <w:p>
@@ -1211,51 +1028,8 @@
     </w:p>
     <w:p>
       <w:r>
-        <w:t xml:space="preserve">SELECT </w:t>
-      </w:r>
-      <w:proofErr w:type="spellStart"/>
-      <w:proofErr w:type="gramStart"/>
-      <w:r>
-        <w:t>al.nombre</w:t>
-      </w:r>
-      <w:proofErr w:type="spellEnd"/>
-      <w:proofErr w:type="gramEnd"/>
-      <w:r>
-        <w:t xml:space="preserve">, </w:t>
-      </w:r>
-      <w:proofErr w:type="spellStart"/>
-      <w:proofErr w:type="gramStart"/>
-      <w:r>
-        <w:t>al.apellidos</w:t>
-      </w:r>
-      <w:proofErr w:type="spellEnd"/>
-      <w:proofErr w:type="gramEnd"/>
-      <w:r>
-        <w:t xml:space="preserve">, </w:t>
-      </w:r>
-      <w:proofErr w:type="spellStart"/>
-      <w:proofErr w:type="gramStart"/>
-      <w:r>
-        <w:t>c.nombre</w:t>
-      </w:r>
-      <w:proofErr w:type="gramEnd"/>
-      <w:r>
-        <w:t>_curso</w:t>
-      </w:r>
-      <w:proofErr w:type="spellEnd"/>
-      <w:r>
-        <w:t xml:space="preserve">, </w:t>
-      </w:r>
-      <w:proofErr w:type="spellStart"/>
-      <w:proofErr w:type="gramStart"/>
-      <w:r>
-        <w:t>a.fecha</w:t>
-      </w:r>
-      <w:proofErr w:type="gramEnd"/>
-      <w:r>
-        <w:t>_asistencia</w:t>
-      </w:r>
-      <w:proofErr w:type="spellEnd"/>
+        <w:t>SELECT al.nombre, al.apellidos, c.nombre_curso, a.fecha_asistencia</w:t>
+      </w:r>
     </w:p>
     <w:p>
       <w:r>
@@ -1264,96 +1038,33 @@
     </w:p>
     <w:p>
       <w:r>
-        <w:t xml:space="preserve">JOIN alumnos al ON </w:t>
-      </w:r>
-      <w:proofErr w:type="spellStart"/>
-      <w:r>
-        <w:t>a.id_alumno</w:t>
-      </w:r>
-      <w:proofErr w:type="spellEnd"/>
-      <w:r>
-        <w:t xml:space="preserve"> = </w:t>
-      </w:r>
-      <w:proofErr w:type="spellStart"/>
-      <w:r>
-        <w:t>al.id</w:t>
-      </w:r>
-      <w:proofErr w:type="spellEnd"/>
-    </w:p>
-    <w:p>
-      <w:pPr>
-        <w:rPr>
-          <w:lang w:val="en-GB"/>
-        </w:rPr>
-      </w:pPr>
-      <w:r>
-        <w:rPr>
-          <w:lang w:val="en-GB"/>
-        </w:rPr>
-        <w:t xml:space="preserve">JOIN </w:t>
-      </w:r>
-      <w:proofErr w:type="spellStart"/>
-      <w:r>
-        <w:rPr>
-          <w:lang w:val="en-GB"/>
-        </w:rPr>
-        <w:t>cursos</w:t>
-      </w:r>
-      <w:proofErr w:type="spellEnd"/>
-      <w:r>
-        <w:rPr>
-          <w:lang w:val="en-GB"/>
-        </w:rPr>
-        <w:t xml:space="preserve"> c ON </w:t>
-      </w:r>
-      <w:proofErr w:type="spellStart"/>
-      <w:r>
-        <w:rPr>
-          <w:lang w:val="en-GB"/>
-        </w:rPr>
-        <w:t>a.id_curso</w:t>
-      </w:r>
-      <w:proofErr w:type="spellEnd"/>
-      <w:r>
-        <w:rPr>
-          <w:lang w:val="en-GB"/>
-        </w:rPr>
-        <w:t xml:space="preserve"> = c.id</w:t>
-      </w:r>
-    </w:p>
-    <w:p>
-      <w:pPr>
-        <w:rPr>
-          <w:lang w:val="en-GB"/>
-        </w:rPr>
-      </w:pPr>
-      <w:r>
-        <w:rPr>
-          <w:lang w:val="en-GB"/>
-        </w:rPr>
-        <w:t xml:space="preserve">ORDER BY </w:t>
-      </w:r>
-      <w:proofErr w:type="spellStart"/>
-      <w:proofErr w:type="gramStart"/>
-      <w:r>
-        <w:rPr>
-          <w:lang w:val="en-GB"/>
-        </w:rPr>
-        <w:t>a.fecha</w:t>
-      </w:r>
-      <w:proofErr w:type="gramEnd"/>
-      <w:r>
-        <w:rPr>
-          <w:lang w:val="en-GB"/>
-        </w:rPr>
-        <w:t>_asistencia</w:t>
-      </w:r>
-      <w:proofErr w:type="spellEnd"/>
-      <w:r>
-        <w:rPr>
-          <w:lang w:val="en-GB"/>
-        </w:rPr>
-        <w:t>;</w:t>
+        <w:t>JOIN alumnos al ON a.id_alumno = al.id</w:t>
+      </w:r>
+    </w:p>
+    <w:p>
+      <w:pPr>
+        <w:rPr>
+          <w:lang w:val="en-GB"/>
+        </w:rPr>
+      </w:pPr>
+      <w:r>
+        <w:rPr>
+          <w:lang w:val="en-GB"/>
+        </w:rPr>
+        <w:t>JOIN cursos c ON a.id_curso = c.id</w:t>
+      </w:r>
+    </w:p>
+    <w:p>
+      <w:pPr>
+        <w:rPr>
+          <w:lang w:val="en-GB"/>
+        </w:rPr>
+      </w:pPr>
+      <w:r>
+        <w:rPr>
+          <w:lang w:val="en-GB"/>
+        </w:rPr>
+        <w:t>ORDER BY a.fecha_asistencia;</w:t>
       </w:r>
     </w:p>
     <w:p>
@@ -1437,53 +1148,8 @@
     </w:p>
     <w:p>
       <w:r>
-        <w:t xml:space="preserve">SELECT </w:t>
-      </w:r>
-      <w:proofErr w:type="spellStart"/>
-      <w:r>
-        <w:t>f.id_factura</w:t>
-      </w:r>
-      <w:proofErr w:type="spellEnd"/>
-      <w:r>
-        <w:t xml:space="preserve">, </w:t>
-      </w:r>
-      <w:proofErr w:type="spellStart"/>
-      <w:proofErr w:type="gramStart"/>
-      <w:r>
-        <w:t>al.nombre</w:t>
-      </w:r>
-      <w:proofErr w:type="spellEnd"/>
-      <w:proofErr w:type="gramEnd"/>
-      <w:r>
-        <w:t xml:space="preserve">, </w:t>
-      </w:r>
-      <w:proofErr w:type="spellStart"/>
-      <w:proofErr w:type="gramStart"/>
-      <w:r>
-        <w:t>al.apellidos</w:t>
-      </w:r>
-      <w:proofErr w:type="spellEnd"/>
-      <w:proofErr w:type="gramEnd"/>
-      <w:r>
-        <w:t xml:space="preserve">, </w:t>
-      </w:r>
-      <w:proofErr w:type="spellStart"/>
-      <w:proofErr w:type="gramStart"/>
-      <w:r>
-        <w:t>f.importe</w:t>
-      </w:r>
-      <w:proofErr w:type="spellEnd"/>
-      <w:proofErr w:type="gramEnd"/>
-      <w:r>
-        <w:t xml:space="preserve">, </w:t>
-      </w:r>
-      <w:proofErr w:type="spellStart"/>
-      <w:proofErr w:type="gramStart"/>
-      <w:r>
-        <w:t>f.pagado</w:t>
-      </w:r>
-      <w:proofErr w:type="spellEnd"/>
-      <w:proofErr w:type="gramEnd"/>
+        <w:t>SELECT f.id_factura, al.nombre, al.apellidos, f.importe, f.pagado</w:t>
+      </w:r>
     </w:p>
     <w:p>
       <w:r>
@@ -1492,55 +1158,69 @@
     </w:p>
     <w:p>
       <w:r>
-        <w:t xml:space="preserve">JOIN alumnos al ON </w:t>
-      </w:r>
-      <w:proofErr w:type="spellStart"/>
-      <w:r>
-        <w:t>f.id_alumno</w:t>
-      </w:r>
-      <w:proofErr w:type="spellEnd"/>
-      <w:r>
-        <w:t xml:space="preserve"> = </w:t>
-      </w:r>
-      <w:proofErr w:type="spellStart"/>
-      <w:r>
-        <w:t>al.id</w:t>
-      </w:r>
-      <w:proofErr w:type="spellEnd"/>
-    </w:p>
-    <w:p>
-      <w:pPr>
-        <w:rPr>
-          <w:lang w:val="en-GB"/>
-        </w:rPr>
-      </w:pPr>
-      <w:r>
-        <w:rPr>
-          <w:lang w:val="en-GB"/>
-        </w:rPr>
-        <w:t xml:space="preserve">ORDER BY </w:t>
-      </w:r>
-      <w:proofErr w:type="spellStart"/>
-      <w:r>
-        <w:rPr>
-          <w:lang w:val="en-GB"/>
-        </w:rPr>
-        <w:t>f.id_factura</w:t>
-      </w:r>
-      <w:proofErr w:type="spellEnd"/>
-      <w:r>
-        <w:rPr>
-          <w:lang w:val="en-GB"/>
-        </w:rPr>
-        <w:t>;</w:t>
-      </w:r>
-    </w:p>
-    <w:p>
-      <w:pPr>
-        <w:rPr>
-          <w:lang w:val="en-GB"/>
-        </w:rPr>
-      </w:pPr>
+        <w:t>JOIN alumnos al ON f.id_alumno = al.id</w:t>
+      </w:r>
+    </w:p>
+    <w:p>
+      <w:pPr>
+        <w:rPr>
+          <w:lang w:val="en-GB"/>
+        </w:rPr>
+      </w:pPr>
+      <w:r>
+        <w:rPr>
+          <w:lang w:val="en-GB"/>
+        </w:rPr>
+        <w:t>ORDER BY f.id_factura;</w:t>
+      </w:r>
+    </w:p>
+    <w:p>
+      <w:pPr>
+        <w:rPr>
+          <w:lang w:val="en-GB"/>
+        </w:rPr>
+      </w:pPr>
+      <w:r>
+        <w:rPr>
+          <w:noProof/>
+        </w:rPr>
+        <w:lastRenderedPageBreak/>
+        <w:drawing>
+          <wp:inline distT="0" distB="0" distL="0" distR="0" wp14:anchorId="59A8D153" wp14:editId="3C734FFB">
+            <wp:extent cx="4714286" cy="5400000"/>
+            <wp:effectExtent l="0" t="0" r="0" b="0"/>
+            <wp:docPr id="1974906092" name="Imagen 1"/>
+            <wp:cNvGraphicFramePr>
+              <a:graphicFrameLocks xmlns:a="http://schemas.openxmlformats.org/drawingml/2006/main" noChangeAspect="1"/>
+            </wp:cNvGraphicFramePr>
+            <a:graphic xmlns:a="http://schemas.openxmlformats.org/drawingml/2006/main">
+              <a:graphicData uri="http://schemas.openxmlformats.org/drawingml/2006/picture">
+                <pic:pic xmlns:pic="http://schemas.openxmlformats.org/drawingml/2006/picture">
+                  <pic:nvPicPr>
+                    <pic:cNvPr id="1974906092" name=""/>
+                    <pic:cNvPicPr/>
+                  </pic:nvPicPr>
+                  <pic:blipFill>
+                    <a:blip r:embed="rId16"/>
+                    <a:stretch>
+                      <a:fillRect/>
+                    </a:stretch>
+                  </pic:blipFill>
+                  <pic:spPr>
+                    <a:xfrm>
+                      <a:off x="0" y="0"/>
+                      <a:ext cx="4714286" cy="5400000"/>
+                    </a:xfrm>
+                    <a:prstGeom prst="rect">
+                      <a:avLst/>
+                    </a:prstGeom>
+                  </pic:spPr>
+                </pic:pic>
+              </a:graphicData>
+            </a:graphic>
+          </wp:inline>
+        </w:drawing>
+      </w:r>
     </w:p>
     <w:p>
       <w:r>
@@ -1575,51 +1255,8 @@
     </w:p>
     <w:p>
       <w:r>
-        <w:t xml:space="preserve">SELECT </w:t>
-      </w:r>
-      <w:proofErr w:type="spellStart"/>
-      <w:r>
-        <w:t>al.id</w:t>
-      </w:r>
-      <w:proofErr w:type="spellEnd"/>
-      <w:r>
-        <w:t xml:space="preserve">, </w:t>
-      </w:r>
-      <w:proofErr w:type="spellStart"/>
-      <w:proofErr w:type="gramStart"/>
-      <w:r>
-        <w:t>al.nombre</w:t>
-      </w:r>
-      <w:proofErr w:type="spellEnd"/>
-      <w:proofErr w:type="gramEnd"/>
-      <w:r>
-        <w:t xml:space="preserve">, </w:t>
-      </w:r>
-      <w:proofErr w:type="spellStart"/>
-      <w:proofErr w:type="gramStart"/>
-      <w:r>
-        <w:t>al.apellidos</w:t>
-      </w:r>
-      <w:proofErr w:type="spellEnd"/>
-      <w:proofErr w:type="gramEnd"/>
-      <w:r>
-        <w:t>, SUM(</w:t>
-      </w:r>
-      <w:proofErr w:type="spellStart"/>
-      <w:proofErr w:type="gramStart"/>
-      <w:r>
-        <w:t>f.importe</w:t>
-      </w:r>
-      <w:proofErr w:type="spellEnd"/>
-      <w:proofErr w:type="gramEnd"/>
-      <w:r>
-        <w:t xml:space="preserve">) AS </w:t>
-      </w:r>
-      <w:proofErr w:type="spellStart"/>
-      <w:r>
-        <w:t>total_facturado</w:t>
-      </w:r>
-      <w:proofErr w:type="spellEnd"/>
+        <w:t>SELECT al.id, al.nombre, al.apellidos, SUM(f.importe) AS total_facturado</w:t>
+      </w:r>
     </w:p>
     <w:p>
       <w:r>
@@ -1628,63 +1265,60 @@
     </w:p>
     <w:p>
       <w:r>
-        <w:t xml:space="preserve">JOIN alumnos al ON </w:t>
-      </w:r>
-      <w:proofErr w:type="spellStart"/>
-      <w:r>
-        <w:t>f.id_alumno</w:t>
-      </w:r>
-      <w:proofErr w:type="spellEnd"/>
-      <w:r>
-        <w:t xml:space="preserve"> = </w:t>
-      </w:r>
-      <w:proofErr w:type="spellStart"/>
-      <w:r>
-        <w:t>al.id</w:t>
-      </w:r>
-      <w:proofErr w:type="spellEnd"/>
-    </w:p>
-    <w:p>
-      <w:r>
-        <w:t xml:space="preserve">GROUP BY </w:t>
-      </w:r>
-      <w:proofErr w:type="spellStart"/>
-      <w:r>
-        <w:t>al.id</w:t>
-      </w:r>
-      <w:proofErr w:type="spellEnd"/>
-      <w:r>
-        <w:t xml:space="preserve">, </w:t>
-      </w:r>
-      <w:proofErr w:type="spellStart"/>
-      <w:proofErr w:type="gramStart"/>
-      <w:r>
-        <w:t>al.nombre</w:t>
-      </w:r>
-      <w:proofErr w:type="spellEnd"/>
-      <w:proofErr w:type="gramEnd"/>
-      <w:r>
-        <w:t xml:space="preserve">, </w:t>
-      </w:r>
-      <w:proofErr w:type="spellStart"/>
-      <w:proofErr w:type="gramStart"/>
-      <w:r>
-        <w:t>al.apellidos</w:t>
-      </w:r>
-      <w:proofErr w:type="spellEnd"/>
-      <w:proofErr w:type="gramEnd"/>
-    </w:p>
-    <w:p>
-      <w:r>
-        <w:t xml:space="preserve">ORDER BY </w:t>
-      </w:r>
-      <w:proofErr w:type="spellStart"/>
-      <w:r>
-        <w:t>total_facturado</w:t>
-      </w:r>
-      <w:proofErr w:type="spellEnd"/>
-      <w:r>
-        <w:t xml:space="preserve"> DESC;</w:t>
+        <w:t>JOIN alumnos al ON f.id_alumno = al.id</w:t>
+      </w:r>
+    </w:p>
+    <w:p>
+      <w:r>
+        <w:t>GROUP BY al.id, al.nombre, al.apellidos</w:t>
+      </w:r>
+    </w:p>
+    <w:p>
+      <w:r>
+        <w:t>ORDER BY total_facturado DESC;</w:t>
+      </w:r>
+    </w:p>
+    <w:p>
+      <w:r>
+        <w:rPr>
+          <w:noProof/>
+        </w:rPr>
+        <w:lastRenderedPageBreak/>
+        <w:drawing>
+          <wp:inline distT="0" distB="0" distL="0" distR="0" wp14:anchorId="2CD22C75" wp14:editId="16004552">
+            <wp:extent cx="5161905" cy="2790476"/>
+            <wp:effectExtent l="0" t="0" r="1270" b="0"/>
+            <wp:docPr id="1794145392" name="Imagen 1"/>
+            <wp:cNvGraphicFramePr>
+              <a:graphicFrameLocks xmlns:a="http://schemas.openxmlformats.org/drawingml/2006/main" noChangeAspect="1"/>
+            </wp:cNvGraphicFramePr>
+            <a:graphic xmlns:a="http://schemas.openxmlformats.org/drawingml/2006/main">
+              <a:graphicData uri="http://schemas.openxmlformats.org/drawingml/2006/picture">
+                <pic:pic xmlns:pic="http://schemas.openxmlformats.org/drawingml/2006/picture">
+                  <pic:nvPicPr>
+                    <pic:cNvPr id="1794145392" name=""/>
+                    <pic:cNvPicPr/>
+                  </pic:nvPicPr>
+                  <pic:blipFill>
+                    <a:blip r:embed="rId17"/>
+                    <a:stretch>
+                      <a:fillRect/>
+                    </a:stretch>
+                  </pic:blipFill>
+                  <pic:spPr>
+                    <a:xfrm>
+                      <a:off x="0" y="0"/>
+                      <a:ext cx="5161905" cy="2790476"/>
+                    </a:xfrm>
+                    <a:prstGeom prst="rect">
+                      <a:avLst/>
+                    </a:prstGeom>
+                  </pic:spPr>
+                </pic:pic>
+              </a:graphicData>
+            </a:graphic>
+          </wp:inline>
+        </w:drawing>
       </w:r>
     </w:p>
     <w:p>
@@ -1720,51 +1354,8 @@
     </w:p>
     <w:p>
       <w:r>
-        <w:t xml:space="preserve">SELECT </w:t>
-      </w:r>
-      <w:proofErr w:type="spellStart"/>
-      <w:r>
-        <w:t>al.id</w:t>
-      </w:r>
-      <w:proofErr w:type="spellEnd"/>
-      <w:r>
-        <w:t xml:space="preserve">, </w:t>
-      </w:r>
-      <w:proofErr w:type="spellStart"/>
-      <w:proofErr w:type="gramStart"/>
-      <w:r>
-        <w:t>al.nombre</w:t>
-      </w:r>
-      <w:proofErr w:type="spellEnd"/>
-      <w:proofErr w:type="gramEnd"/>
-      <w:r>
-        <w:t xml:space="preserve">, </w:t>
-      </w:r>
-      <w:proofErr w:type="spellStart"/>
-      <w:proofErr w:type="gramStart"/>
-      <w:r>
-        <w:t>al.apellidos</w:t>
-      </w:r>
-      <w:proofErr w:type="spellEnd"/>
-      <w:proofErr w:type="gramEnd"/>
-      <w:r>
-        <w:t>, SUM(</w:t>
-      </w:r>
-      <w:proofErr w:type="spellStart"/>
-      <w:proofErr w:type="gramStart"/>
-      <w:r>
-        <w:t>f.importe</w:t>
-      </w:r>
-      <w:proofErr w:type="spellEnd"/>
-      <w:proofErr w:type="gramEnd"/>
-      <w:r>
-        <w:t xml:space="preserve">) AS </w:t>
-      </w:r>
-      <w:proofErr w:type="spellStart"/>
-      <w:r>
-        <w:t>total_pagado</w:t>
-      </w:r>
-      <w:proofErr w:type="spellEnd"/>
+        <w:t>SELECT al.id, al.nombre, al.apellidos, SUM(f.importe) AS total_pagado</w:t>
+      </w:r>
     </w:p>
     <w:p>
       <w:r>
@@ -1773,93 +1364,160 @@
     </w:p>
     <w:p>
       <w:r>
-        <w:t xml:space="preserve">JOIN alumnos al ON </w:t>
-      </w:r>
-      <w:proofErr w:type="spellStart"/>
-      <w:r>
-        <w:t>f.id_alumno</w:t>
-      </w:r>
-      <w:proofErr w:type="spellEnd"/>
-      <w:r>
-        <w:t xml:space="preserve"> = </w:t>
-      </w:r>
-      <w:proofErr w:type="spellStart"/>
-      <w:r>
-        <w:t>al.id</w:t>
-      </w:r>
-      <w:proofErr w:type="spellEnd"/>
-    </w:p>
-    <w:p>
-      <w:r>
+        <w:t>JOIN alumnos al ON f.id_alumno = al.id</w:t>
+      </w:r>
+    </w:p>
+    <w:p>
+      <w:r>
+        <w:t>WHERE f.pagado = 'si'</w:t>
+      </w:r>
+    </w:p>
+    <w:p>
+      <w:r>
+        <w:t>GROUP BY al.id, al.nombre, al.apellidos</w:t>
+      </w:r>
+    </w:p>
+    <w:p>
+      <w:pPr>
+        <w:rPr>
+          <w:lang w:val="en-GB"/>
+        </w:rPr>
+      </w:pPr>
+      <w:r>
+        <w:rPr>
+          <w:lang w:val="en-GB"/>
+        </w:rPr>
+        <w:t>ORDER BY total_pagado DESC</w:t>
+      </w:r>
+    </w:p>
+    <w:p>
+      <w:pPr>
+        <w:rPr>
+          <w:lang w:val="en-GB"/>
+        </w:rPr>
+      </w:pPr>
+      <w:r>
+        <w:rPr>
+          <w:lang w:val="en-GB"/>
+        </w:rPr>
+        <w:t>LIMIT 3;</w:t>
+      </w:r>
+    </w:p>
+    <w:p>
+      <w:pPr>
+        <w:rPr>
+          <w:lang w:val="en-GB"/>
+        </w:rPr>
+      </w:pPr>
+      <w:r>
+        <w:rPr>
+          <w:noProof/>
+        </w:rPr>
+        <w:drawing>
+          <wp:inline distT="0" distB="0" distL="0" distR="0" wp14:anchorId="6856F74F" wp14:editId="6B5A88E8">
+            <wp:extent cx="4971429" cy="2495238"/>
+            <wp:effectExtent l="0" t="0" r="635" b="635"/>
+            <wp:docPr id="1942593927" name="Imagen 1"/>
+            <wp:cNvGraphicFramePr>
+              <a:graphicFrameLocks xmlns:a="http://schemas.openxmlformats.org/drawingml/2006/main" noChangeAspect="1"/>
+            </wp:cNvGraphicFramePr>
+            <a:graphic xmlns:a="http://schemas.openxmlformats.org/drawingml/2006/main">
+              <a:graphicData uri="http://schemas.openxmlformats.org/drawingml/2006/picture">
+                <pic:pic xmlns:pic="http://schemas.openxmlformats.org/drawingml/2006/picture">
+                  <pic:nvPicPr>
+                    <pic:cNvPr id="1942593927" name=""/>
+                    <pic:cNvPicPr/>
+                  </pic:nvPicPr>
+                  <pic:blipFill>
+                    <a:blip r:embed="rId18"/>
+                    <a:stretch>
+                      <a:fillRect/>
+                    </a:stretch>
+                  </pic:blipFill>
+                  <pic:spPr>
+                    <a:xfrm>
+                      <a:off x="0" y="0"/>
+                      <a:ext cx="4971429" cy="2495238"/>
+                    </a:xfrm>
+                    <a:prstGeom prst="rect">
+                      <a:avLst/>
+                    </a:prstGeom>
+                  </pic:spPr>
+                </pic:pic>
+              </a:graphicData>
+            </a:graphic>
+          </wp:inline>
+        </w:drawing>
+      </w:r>
+    </w:p>
+    <w:p>
+      <w:r>
+        <w:rPr>
+          <w:b/>
+          <w:bCs/>
+        </w:rPr>
         <w:lastRenderedPageBreak/>
-        <w:t xml:space="preserve">WHERE </w:t>
-      </w:r>
-      <w:proofErr w:type="spellStart"/>
-      <w:proofErr w:type="gramStart"/>
-      <w:r>
-        <w:t>f.pagado</w:t>
-      </w:r>
-      <w:proofErr w:type="spellEnd"/>
-      <w:proofErr w:type="gramEnd"/>
-      <w:r>
-        <w:t xml:space="preserve"> = 'si'</w:t>
-      </w:r>
-    </w:p>
-    <w:p>
-      <w:r>
-        <w:t xml:space="preserve">GROUP BY </w:t>
-      </w:r>
-      <w:proofErr w:type="spellStart"/>
-      <w:r>
-        <w:t>al.id</w:t>
-      </w:r>
-      <w:proofErr w:type="spellEnd"/>
-      <w:r>
-        <w:t xml:space="preserve">, </w:t>
-      </w:r>
-      <w:proofErr w:type="spellStart"/>
-      <w:proofErr w:type="gramStart"/>
-      <w:r>
-        <w:t>al.nombre</w:t>
-      </w:r>
-      <w:proofErr w:type="spellEnd"/>
-      <w:proofErr w:type="gramEnd"/>
-      <w:r>
-        <w:t xml:space="preserve">, </w:t>
-      </w:r>
-      <w:proofErr w:type="spellStart"/>
-      <w:proofErr w:type="gramStart"/>
-      <w:r>
-        <w:t>al.apellidos</w:t>
-      </w:r>
-      <w:proofErr w:type="spellEnd"/>
-      <w:proofErr w:type="gramEnd"/>
-    </w:p>
-    <w:p>
-      <w:pPr>
-        <w:rPr>
-          <w:lang w:val="en-GB"/>
-        </w:rPr>
-      </w:pPr>
-      <w:r>
-        <w:rPr>
-          <w:lang w:val="en-GB"/>
-        </w:rPr>
-        <w:t xml:space="preserve">ORDER BY </w:t>
-      </w:r>
-      <w:proofErr w:type="spellStart"/>
-      <w:r>
-        <w:rPr>
-          <w:lang w:val="en-GB"/>
-        </w:rPr>
-        <w:t>total_pagado</w:t>
-      </w:r>
-      <w:proofErr w:type="spellEnd"/>
-      <w:r>
-        <w:rPr>
-          <w:lang w:val="en-GB"/>
-        </w:rPr>
-        <w:t xml:space="preserve"> DESC</w:t>
+        <w:t>17) Enunciado:</w:t>
+      </w:r>
+      <w:r>
+        <w:t xml:space="preserve"> Obtener los 3 alumnos con más deuda (solo facturas no pagadas).</w:t>
+      </w:r>
+      <w:r>
+        <w:br/>
+      </w:r>
+      <w:r>
+        <w:rPr>
+          <w:rFonts w:ascii="Segoe UI Emoji" w:hAnsi="Segoe UI Emoji" w:cs="Segoe UI Emoji"/>
+        </w:rPr>
+        <w:t>✅</w:t>
+      </w:r>
+      <w:r>
+        <w:t xml:space="preserve"> </w:t>
+      </w:r>
+      <w:r>
+        <w:rPr>
+          <w:b/>
+          <w:bCs/>
+        </w:rPr>
+        <w:t>Solución:</w:t>
+      </w:r>
+    </w:p>
+    <w:p>
+      <w:r>
+        <w:t>SELECT al.id, al.nombre, al.apellidos, SUM(f.importe) AS deuda</w:t>
+      </w:r>
+    </w:p>
+    <w:p>
+      <w:r>
+        <w:t>FROM facturas f</w:t>
+      </w:r>
+    </w:p>
+    <w:p>
+      <w:r>
+        <w:t>JOIN alumnos al ON f.id_alumno = al.id</w:t>
+      </w:r>
+    </w:p>
+    <w:p>
+      <w:r>
+        <w:t>WHERE f.pagado = 'no'</w:t>
+      </w:r>
+    </w:p>
+    <w:p>
+      <w:r>
+        <w:t>GROUP BY al.id, al.nombre, al.apellidos</w:t>
+      </w:r>
+    </w:p>
+    <w:p>
+      <w:pPr>
+        <w:rPr>
+          <w:lang w:val="en-GB"/>
+        </w:rPr>
+      </w:pPr>
+      <w:r>
+        <w:rPr>
+          <w:lang w:val="en-GB"/>
+        </w:rPr>
+        <w:t>ORDER BY deuda DESC</w:t>
       </w:r>
     </w:p>
     <w:p>
@@ -1876,15 +1534,62 @@
       </w:r>
     </w:p>
     <w:p>
-      <w:r>
-        <w:rPr>
-          <w:b/>
-          <w:bCs/>
-        </w:rPr>
-        <w:t>17) Enunciado:</w:t>
-      </w:r>
-      <w:r>
-        <w:t xml:space="preserve"> Obtener los 3 alumnos con más deuda (solo facturas no pagadas).</w:t>
+      <w:pPr>
+        <w:rPr>
+          <w:lang w:val="en-GB"/>
+        </w:rPr>
+      </w:pPr>
+      <w:r>
+        <w:rPr>
+          <w:noProof/>
+        </w:rPr>
+        <w:drawing>
+          <wp:inline distT="0" distB="0" distL="0" distR="0" wp14:anchorId="5E8ED29E" wp14:editId="2832D6C9">
+            <wp:extent cx="4533333" cy="2514286"/>
+            <wp:effectExtent l="0" t="0" r="635" b="635"/>
+            <wp:docPr id="731979891" name="Imagen 1"/>
+            <wp:cNvGraphicFramePr>
+              <a:graphicFrameLocks xmlns:a="http://schemas.openxmlformats.org/drawingml/2006/main" noChangeAspect="1"/>
+            </wp:cNvGraphicFramePr>
+            <a:graphic xmlns:a="http://schemas.openxmlformats.org/drawingml/2006/main">
+              <a:graphicData uri="http://schemas.openxmlformats.org/drawingml/2006/picture">
+                <pic:pic xmlns:pic="http://schemas.openxmlformats.org/drawingml/2006/picture">
+                  <pic:nvPicPr>
+                    <pic:cNvPr id="731979891" name=""/>
+                    <pic:cNvPicPr/>
+                  </pic:nvPicPr>
+                  <pic:blipFill>
+                    <a:blip r:embed="rId19"/>
+                    <a:stretch>
+                      <a:fillRect/>
+                    </a:stretch>
+                  </pic:blipFill>
+                  <pic:spPr>
+                    <a:xfrm>
+                      <a:off x="0" y="0"/>
+                      <a:ext cx="4533333" cy="2514286"/>
+                    </a:xfrm>
+                    <a:prstGeom prst="rect">
+                      <a:avLst/>
+                    </a:prstGeom>
+                  </pic:spPr>
+                </pic:pic>
+              </a:graphicData>
+            </a:graphic>
+          </wp:inline>
+        </w:drawing>
+      </w:r>
+    </w:p>
+    <w:p>
+      <w:r>
+        <w:rPr>
+          <w:b/>
+          <w:bCs/>
+        </w:rPr>
+        <w:t>18) Enunciado:</w:t>
+      </w:r>
+      <w:r>
+        <w:t xml:space="preserve"> Informe resumen por alumno: número de asistencias y número de facturas.</w:t>
       </w:r>
       <w:r>
         <w:br/>
@@ -1908,422 +1613,118 @@
     </w:p>
     <w:p>
       <w:r>
-        <w:t xml:space="preserve">SELECT </w:t>
-      </w:r>
-      <w:proofErr w:type="spellStart"/>
-      <w:r>
-        <w:t>al.id</w:t>
-      </w:r>
-      <w:proofErr w:type="spellEnd"/>
-      <w:r>
-        <w:t xml:space="preserve">, </w:t>
-      </w:r>
-      <w:proofErr w:type="spellStart"/>
-      <w:proofErr w:type="gramStart"/>
-      <w:r>
-        <w:t>al.nombre</w:t>
-      </w:r>
-      <w:proofErr w:type="spellEnd"/>
-      <w:proofErr w:type="gramEnd"/>
-      <w:r>
-        <w:t xml:space="preserve">, </w:t>
-      </w:r>
-      <w:proofErr w:type="spellStart"/>
-      <w:proofErr w:type="gramStart"/>
-      <w:r>
-        <w:t>al.apellidos</w:t>
-      </w:r>
-      <w:proofErr w:type="spellEnd"/>
-      <w:proofErr w:type="gramEnd"/>
-      <w:r>
-        <w:t>, SUM(</w:t>
-      </w:r>
-      <w:proofErr w:type="spellStart"/>
-      <w:proofErr w:type="gramStart"/>
-      <w:r>
-        <w:t>f.importe</w:t>
-      </w:r>
-      <w:proofErr w:type="spellEnd"/>
-      <w:proofErr w:type="gramEnd"/>
-      <w:r>
-        <w:t>) AS deuda</w:t>
-      </w:r>
-    </w:p>
-    <w:p>
-      <w:r>
-        <w:t>FROM facturas f</w:t>
-      </w:r>
-    </w:p>
-    <w:p>
-      <w:r>
-        <w:t xml:space="preserve">JOIN alumnos al ON </w:t>
-      </w:r>
-      <w:proofErr w:type="spellStart"/>
-      <w:r>
-        <w:t>f.id_alumno</w:t>
-      </w:r>
-      <w:proofErr w:type="spellEnd"/>
-      <w:r>
-        <w:t xml:space="preserve"> = </w:t>
-      </w:r>
-      <w:proofErr w:type="spellStart"/>
-      <w:r>
-        <w:t>al.id</w:t>
-      </w:r>
-      <w:proofErr w:type="spellEnd"/>
-    </w:p>
-    <w:p>
-      <w:r>
-        <w:t xml:space="preserve">WHERE </w:t>
-      </w:r>
-      <w:proofErr w:type="spellStart"/>
-      <w:proofErr w:type="gramStart"/>
-      <w:r>
-        <w:t>f.pagado</w:t>
-      </w:r>
-      <w:proofErr w:type="spellEnd"/>
-      <w:proofErr w:type="gramEnd"/>
-      <w:r>
-        <w:t xml:space="preserve"> = 'no'</w:t>
-      </w:r>
-    </w:p>
-    <w:p>
-      <w:r>
-        <w:t xml:space="preserve">GROUP BY </w:t>
-      </w:r>
-      <w:proofErr w:type="spellStart"/>
-      <w:r>
-        <w:t>al.id</w:t>
-      </w:r>
-      <w:proofErr w:type="spellEnd"/>
-      <w:r>
-        <w:t xml:space="preserve">, </w:t>
-      </w:r>
-      <w:proofErr w:type="spellStart"/>
-      <w:proofErr w:type="gramStart"/>
-      <w:r>
-        <w:t>al.nombre</w:t>
-      </w:r>
-      <w:proofErr w:type="spellEnd"/>
-      <w:proofErr w:type="gramEnd"/>
-      <w:r>
-        <w:t xml:space="preserve">, </w:t>
-      </w:r>
-      <w:proofErr w:type="spellStart"/>
-      <w:proofErr w:type="gramStart"/>
-      <w:r>
-        <w:t>al.apellidos</w:t>
-      </w:r>
-      <w:proofErr w:type="spellEnd"/>
-      <w:proofErr w:type="gramEnd"/>
-    </w:p>
-    <w:p>
-      <w:pPr>
-        <w:rPr>
-          <w:lang w:val="en-GB"/>
-        </w:rPr>
-      </w:pPr>
-      <w:r>
-        <w:rPr>
-          <w:lang w:val="en-GB"/>
-        </w:rPr>
-        <w:t xml:space="preserve">ORDER BY </w:t>
-      </w:r>
-      <w:proofErr w:type="spellStart"/>
-      <w:r>
-        <w:rPr>
-          <w:lang w:val="en-GB"/>
-        </w:rPr>
-        <w:t>deuda</w:t>
-      </w:r>
-      <w:proofErr w:type="spellEnd"/>
-      <w:r>
-        <w:rPr>
-          <w:lang w:val="en-GB"/>
-        </w:rPr>
-        <w:t xml:space="preserve"> DESC</w:t>
-      </w:r>
-    </w:p>
-    <w:p>
-      <w:pPr>
-        <w:rPr>
-          <w:lang w:val="en-GB"/>
-        </w:rPr>
-      </w:pPr>
-      <w:r>
-        <w:rPr>
-          <w:lang w:val="en-GB"/>
-        </w:rPr>
-        <w:t>LIMIT 3;</w:t>
-      </w:r>
-    </w:p>
-    <w:p>
-      <w:r>
-        <w:rPr>
-          <w:b/>
-          <w:bCs/>
-        </w:rPr>
-        <w:t>18) Enunciado:</w:t>
-      </w:r>
-      <w:r>
-        <w:t xml:space="preserve"> Informe resumen por alumno: número de asistencias y número de facturas.</w:t>
-      </w:r>
-      <w:r>
-        <w:br/>
-      </w:r>
-      <w:r>
-        <w:rPr>
-          <w:rFonts w:ascii="Segoe UI Emoji" w:hAnsi="Segoe UI Emoji" w:cs="Segoe UI Emoji"/>
-        </w:rPr>
-        <w:t>✅</w:t>
-      </w:r>
-      <w:r>
-        <w:t xml:space="preserve"> </w:t>
-      </w:r>
-      <w:r>
-        <w:rPr>
-          <w:b/>
-          <w:bCs/>
-        </w:rPr>
-        <w:t>Solución:</w:t>
-      </w:r>
-    </w:p>
-    <w:p>
-      <w:r>
-        <w:t xml:space="preserve">SELECT </w:t>
-      </w:r>
-      <w:proofErr w:type="spellStart"/>
-      <w:r>
-        <w:t>al.id</w:t>
-      </w:r>
-      <w:proofErr w:type="spellEnd"/>
-      <w:r>
-        <w:t xml:space="preserve">, </w:t>
-      </w:r>
-      <w:proofErr w:type="spellStart"/>
-      <w:proofErr w:type="gramStart"/>
-      <w:r>
-        <w:t>al.nombre</w:t>
-      </w:r>
-      <w:proofErr w:type="spellEnd"/>
-      <w:proofErr w:type="gramEnd"/>
-      <w:r>
-        <w:t xml:space="preserve">, </w:t>
-      </w:r>
-      <w:proofErr w:type="spellStart"/>
-      <w:proofErr w:type="gramStart"/>
-      <w:r>
-        <w:t>al.apellidos</w:t>
-      </w:r>
-      <w:proofErr w:type="spellEnd"/>
-      <w:proofErr w:type="gramEnd"/>
-      <w:r>
-        <w:t>,</w:t>
-      </w:r>
-    </w:p>
-    <w:p>
+        <w:t>SELECT al.id, al.nombre, al.apellidos,</w:t>
+      </w:r>
+    </w:p>
+    <w:p>
+      <w:r>
+        <w:t xml:space="preserve">       COUNT(DISTINCT a.id) AS num_asistencias,</w:t>
+      </w:r>
+    </w:p>
+    <w:p>
+      <w:pPr>
+        <w:rPr>
+          <w:lang w:val="en-GB"/>
+        </w:rPr>
+      </w:pPr>
       <w:r>
         <w:t xml:space="preserve">       </w:t>
       </w:r>
-      <w:proofErr w:type="gramStart"/>
-      <w:r>
-        <w:t>COUNT(</w:t>
-      </w:r>
-      <w:proofErr w:type="gramEnd"/>
-      <w:r>
-        <w:t xml:space="preserve">DISTINCT </w:t>
-      </w:r>
-      <w:proofErr w:type="spellStart"/>
-      <w:r>
-        <w:t>a.id</w:t>
-      </w:r>
-      <w:proofErr w:type="spellEnd"/>
-      <w:r>
-        <w:t xml:space="preserve">) AS </w:t>
-      </w:r>
-      <w:proofErr w:type="spellStart"/>
-      <w:r>
-        <w:t>num_asistencias</w:t>
-      </w:r>
-      <w:proofErr w:type="spellEnd"/>
-      <w:r>
-        <w:t>,</w:t>
-      </w:r>
-    </w:p>
-    <w:p>
-      <w:pPr>
-        <w:rPr>
-          <w:lang w:val="en-GB"/>
-        </w:rPr>
-      </w:pPr>
-      <w:r>
-        <w:t xml:space="preserve">       </w:t>
-      </w:r>
-      <w:proofErr w:type="gramStart"/>
-      <w:r>
-        <w:rPr>
-          <w:lang w:val="en-GB"/>
-        </w:rPr>
-        <w:t>COUNT(</w:t>
-      </w:r>
-      <w:proofErr w:type="gramEnd"/>
-      <w:r>
-        <w:rPr>
-          <w:lang w:val="en-GB"/>
-        </w:rPr>
-        <w:t xml:space="preserve">DISTINCT </w:t>
-      </w:r>
-      <w:proofErr w:type="spellStart"/>
-      <w:r>
-        <w:rPr>
-          <w:lang w:val="en-GB"/>
-        </w:rPr>
-        <w:t>f.id_factura</w:t>
-      </w:r>
-      <w:proofErr w:type="spellEnd"/>
-      <w:r>
-        <w:rPr>
-          <w:lang w:val="en-GB"/>
-        </w:rPr>
-        <w:t xml:space="preserve">) AS </w:t>
-      </w:r>
-      <w:proofErr w:type="spellStart"/>
-      <w:r>
-        <w:rPr>
-          <w:lang w:val="en-GB"/>
-        </w:rPr>
-        <w:t>num_facturas</w:t>
-      </w:r>
-      <w:proofErr w:type="spellEnd"/>
-    </w:p>
-    <w:p>
-      <w:pPr>
-        <w:rPr>
-          <w:lang w:val="en-GB"/>
-        </w:rPr>
-      </w:pPr>
-      <w:r>
-        <w:rPr>
-          <w:lang w:val="en-GB"/>
-        </w:rPr>
-        <w:t xml:space="preserve">FROM </w:t>
-      </w:r>
-      <w:proofErr w:type="spellStart"/>
-      <w:r>
-        <w:rPr>
-          <w:lang w:val="en-GB"/>
-        </w:rPr>
-        <w:t>alumnos</w:t>
-      </w:r>
-      <w:proofErr w:type="spellEnd"/>
-      <w:r>
-        <w:rPr>
-          <w:lang w:val="en-GB"/>
-        </w:rPr>
-        <w:t xml:space="preserve"> al</w:t>
-      </w:r>
-    </w:p>
-    <w:p>
-      <w:pPr>
-        <w:rPr>
-          <w:lang w:val="en-GB"/>
-        </w:rPr>
-      </w:pPr>
-      <w:r>
-        <w:rPr>
-          <w:lang w:val="en-GB"/>
-        </w:rPr>
-        <w:t xml:space="preserve">LEFT JOIN </w:t>
-      </w:r>
-      <w:proofErr w:type="spellStart"/>
-      <w:r>
-        <w:rPr>
-          <w:lang w:val="en-GB"/>
-        </w:rPr>
-        <w:t>asistencia</w:t>
-      </w:r>
-      <w:proofErr w:type="spellEnd"/>
-      <w:r>
-        <w:rPr>
-          <w:lang w:val="en-GB"/>
-        </w:rPr>
-        <w:t xml:space="preserve"> a ON </w:t>
-      </w:r>
-      <w:proofErr w:type="spellStart"/>
-      <w:r>
-        <w:rPr>
-          <w:lang w:val="en-GB"/>
-        </w:rPr>
-        <w:t>a.id_alumno</w:t>
-      </w:r>
-      <w:proofErr w:type="spellEnd"/>
-      <w:r>
-        <w:rPr>
-          <w:lang w:val="en-GB"/>
-        </w:rPr>
-        <w:t xml:space="preserve"> = al.id</w:t>
-      </w:r>
-    </w:p>
-    <w:p>
-      <w:pPr>
-        <w:rPr>
-          <w:lang w:val="en-GB"/>
-        </w:rPr>
-      </w:pPr>
-      <w:r>
-        <w:rPr>
-          <w:lang w:val="en-GB"/>
-        </w:rPr>
-        <w:t xml:space="preserve">LEFT JOIN facturas f ON </w:t>
-      </w:r>
-      <w:proofErr w:type="spellStart"/>
-      <w:r>
-        <w:rPr>
-          <w:lang w:val="en-GB"/>
-        </w:rPr>
-        <w:t>f.id_alumno</w:t>
-      </w:r>
-      <w:proofErr w:type="spellEnd"/>
-      <w:r>
-        <w:rPr>
-          <w:lang w:val="en-GB"/>
-        </w:rPr>
-        <w:t xml:space="preserve"> = al.id</w:t>
-      </w:r>
-    </w:p>
-    <w:p>
-      <w:r>
-        <w:t xml:space="preserve">GROUP BY </w:t>
-      </w:r>
-      <w:proofErr w:type="spellStart"/>
-      <w:r>
-        <w:t>al.id</w:t>
-      </w:r>
-      <w:proofErr w:type="spellEnd"/>
-      <w:r>
-        <w:t xml:space="preserve">, </w:t>
-      </w:r>
-      <w:proofErr w:type="spellStart"/>
-      <w:proofErr w:type="gramStart"/>
-      <w:r>
-        <w:t>al.nombre</w:t>
-      </w:r>
-      <w:proofErr w:type="spellEnd"/>
-      <w:proofErr w:type="gramEnd"/>
-      <w:r>
-        <w:t xml:space="preserve">, </w:t>
-      </w:r>
-      <w:proofErr w:type="spellStart"/>
-      <w:proofErr w:type="gramStart"/>
-      <w:r>
-        <w:t>al.apellidos</w:t>
-      </w:r>
-      <w:proofErr w:type="spellEnd"/>
-      <w:proofErr w:type="gramEnd"/>
-      <w:r>
-        <w:t>;</w:t>
-      </w:r>
-    </w:p>
+      <w:r>
+        <w:rPr>
+          <w:lang w:val="en-GB"/>
+        </w:rPr>
+        <w:t>COUNT(DISTINCT f.id_factura) AS num_facturas</w:t>
+      </w:r>
+    </w:p>
+    <w:p>
+      <w:pPr>
+        <w:rPr>
+          <w:lang w:val="en-GB"/>
+        </w:rPr>
+      </w:pPr>
+      <w:r>
+        <w:rPr>
+          <w:lang w:val="en-GB"/>
+        </w:rPr>
+        <w:t>FROM alumnos al</w:t>
+      </w:r>
+    </w:p>
+    <w:p>
+      <w:pPr>
+        <w:rPr>
+          <w:lang w:val="en-GB"/>
+        </w:rPr>
+      </w:pPr>
+      <w:r>
+        <w:rPr>
+          <w:lang w:val="en-GB"/>
+        </w:rPr>
+        <w:t>LEFT JOIN asistencia a ON a.id_alumno = al.id</w:t>
+      </w:r>
+    </w:p>
+    <w:p>
+      <w:pPr>
+        <w:rPr>
+          <w:lang w:val="en-GB"/>
+        </w:rPr>
+      </w:pPr>
+      <w:r>
+        <w:rPr>
+          <w:lang w:val="en-GB"/>
+        </w:rPr>
+        <w:t>LEFT JOIN facturas f ON f.id_alumno = al.id</w:t>
+      </w:r>
+    </w:p>
+    <w:p>
+      <w:r>
+        <w:t>GROUP BY al.id, al.nombre, al.apellidos;</w:t>
+      </w:r>
+    </w:p>
+    <w:p>
+      <w:r>
+        <w:rPr>
+          <w:noProof/>
+        </w:rPr>
+        <w:lastRenderedPageBreak/>
+        <w:drawing>
+          <wp:inline distT="0" distB="0" distL="0" distR="0" wp14:anchorId="1064D002" wp14:editId="068C9334">
+            <wp:extent cx="4780952" cy="2828571"/>
+            <wp:effectExtent l="0" t="0" r="635" b="0"/>
+            <wp:docPr id="1055445487" name="Imagen 1"/>
+            <wp:cNvGraphicFramePr>
+              <a:graphicFrameLocks xmlns:a="http://schemas.openxmlformats.org/drawingml/2006/main" noChangeAspect="1"/>
+            </wp:cNvGraphicFramePr>
+            <a:graphic xmlns:a="http://schemas.openxmlformats.org/drawingml/2006/main">
+              <a:graphicData uri="http://schemas.openxmlformats.org/drawingml/2006/picture">
+                <pic:pic xmlns:pic="http://schemas.openxmlformats.org/drawingml/2006/picture">
+                  <pic:nvPicPr>
+                    <pic:cNvPr id="1055445487" name=""/>
+                    <pic:cNvPicPr/>
+                  </pic:nvPicPr>
+                  <pic:blipFill>
+                    <a:blip r:embed="rId20"/>
+                    <a:stretch>
+                      <a:fillRect/>
+                    </a:stretch>
+                  </pic:blipFill>
+                  <pic:spPr>
+                    <a:xfrm>
+                      <a:off x="0" y="0"/>
+                      <a:ext cx="4780952" cy="2828571"/>
+                    </a:xfrm>
+                    <a:prstGeom prst="rect">
+                      <a:avLst/>
+                    </a:prstGeom>
+                  </pic:spPr>
+                </pic:pic>
+              </a:graphicData>
+            </a:graphic>
+          </wp:inline>
+        </w:drawing>
+      </w:r>
+    </w:p>
+    <w:p/>
     <w:p>
       <w:r>
         <w:pict w14:anchorId="498F65C0">
@@ -2397,33 +1798,265 @@
     </w:p>
     <w:p>
       <w:r>
+        <w:t>WHERE id IN (SELECT id_alumno FROM asistencia);</w:t>
+      </w:r>
+    </w:p>
+    <w:p>
+      <w:pPr>
+        <w:rPr>
+          <w:lang w:val="en-GB"/>
+        </w:rPr>
+      </w:pPr>
+      <w:r>
+        <w:rPr>
+          <w:b/>
+          <w:bCs/>
+        </w:rPr>
+        <w:t>20) Enunciado:</w:t>
+      </w:r>
+      <w:r>
+        <w:t xml:space="preserve"> Mostrar alumnos que nunca han asistido.</w:t>
+      </w:r>
+      <w:r>
+        <w:br/>
+      </w:r>
+      <w:r>
+        <w:rPr>
+          <w:rFonts w:ascii="Segoe UI Emoji" w:hAnsi="Segoe UI Emoji" w:cs="Segoe UI Emoji"/>
+          <w:lang w:val="en-GB"/>
+        </w:rPr>
+        <w:t>✅</w:t>
+      </w:r>
+      <w:r>
+        <w:rPr>
+          <w:lang w:val="en-GB"/>
+        </w:rPr>
+        <w:t xml:space="preserve"> </w:t>
+      </w:r>
+      <w:r>
+        <w:rPr>
+          <w:b/>
+          <w:bCs/>
+          <w:lang w:val="en-GB"/>
+        </w:rPr>
+        <w:t>Solución:</w:t>
+      </w:r>
+    </w:p>
+    <w:p>
+      <w:pPr>
+        <w:rPr>
+          <w:lang w:val="en-GB"/>
+        </w:rPr>
+      </w:pPr>
+      <w:r>
+        <w:rPr>
+          <w:lang w:val="en-GB"/>
+        </w:rPr>
+        <w:t>SELECT *</w:t>
+      </w:r>
+    </w:p>
+    <w:p>
+      <w:pPr>
+        <w:rPr>
+          <w:lang w:val="en-GB"/>
+        </w:rPr>
+      </w:pPr>
+      <w:r>
+        <w:rPr>
+          <w:lang w:val="en-GB"/>
+        </w:rPr>
+        <w:t>FROM alumnos</w:t>
+      </w:r>
+    </w:p>
+    <w:p>
+      <w:pPr>
+        <w:rPr>
+          <w:lang w:val="en-GB"/>
+        </w:rPr>
+      </w:pPr>
+      <w:r>
+        <w:rPr>
+          <w:lang w:val="en-GB"/>
+        </w:rPr>
+        <w:t>WHERE id NOT IN (SELECT id_alumno FROM asistencia);</w:t>
+      </w:r>
+    </w:p>
+    <w:p>
+      <w:pPr>
+        <w:rPr>
+          <w:lang w:val="en-GB"/>
+        </w:rPr>
+      </w:pPr>
+      <w:r>
+        <w:rPr>
+          <w:b/>
+          <w:bCs/>
+        </w:rPr>
+        <w:t>21) Enunciado:</w:t>
+      </w:r>
+      <w:r>
+        <w:t xml:space="preserve"> Mostrar cursos que tienen al menos una asistencia.</w:t>
+      </w:r>
+      <w:r>
+        <w:br/>
+      </w:r>
+      <w:r>
+        <w:rPr>
+          <w:rFonts w:ascii="Segoe UI Emoji" w:hAnsi="Segoe UI Emoji" w:cs="Segoe UI Emoji"/>
+          <w:lang w:val="en-GB"/>
+        </w:rPr>
+        <w:t>✅</w:t>
+      </w:r>
+      <w:r>
+        <w:rPr>
+          <w:lang w:val="en-GB"/>
+        </w:rPr>
+        <w:t xml:space="preserve"> </w:t>
+      </w:r>
+      <w:r>
+        <w:rPr>
+          <w:b/>
+          <w:bCs/>
+          <w:lang w:val="en-GB"/>
+        </w:rPr>
+        <w:t>Solución:</w:t>
+      </w:r>
+    </w:p>
+    <w:p>
+      <w:pPr>
+        <w:rPr>
+          <w:lang w:val="en-GB"/>
+        </w:rPr>
+      </w:pPr>
+      <w:r>
+        <w:rPr>
+          <w:lang w:val="en-GB"/>
+        </w:rPr>
+        <w:t>SELECT *</w:t>
+      </w:r>
+    </w:p>
+    <w:p>
+      <w:pPr>
+        <w:rPr>
+          <w:lang w:val="en-GB"/>
+        </w:rPr>
+      </w:pPr>
+      <w:r>
+        <w:rPr>
+          <w:lang w:val="en-GB"/>
+        </w:rPr>
+        <w:t>FROM cursos</w:t>
+      </w:r>
+    </w:p>
+    <w:p>
+      <w:pPr>
+        <w:rPr>
+          <w:lang w:val="en-GB"/>
+        </w:rPr>
+      </w:pPr>
+      <w:r>
+        <w:rPr>
+          <w:lang w:val="en-GB"/>
+        </w:rPr>
+        <w:t>WHERE id IN (SELECT id_curso FROM asistencia);</w:t>
+      </w:r>
+    </w:p>
+    <w:p>
+      <w:pPr>
+        <w:rPr>
+          <w:lang w:val="en-GB"/>
+        </w:rPr>
+      </w:pPr>
+      <w:r>
+        <w:rPr>
+          <w:b/>
+          <w:bCs/>
+        </w:rPr>
+        <w:t>22) Enunciado:</w:t>
+      </w:r>
+      <w:r>
+        <w:t xml:space="preserve"> Mostrar cursos sin asistencias.</w:t>
+      </w:r>
+      <w:r>
+        <w:br/>
+      </w:r>
+      <w:r>
+        <w:rPr>
+          <w:rFonts w:ascii="Segoe UI Emoji" w:hAnsi="Segoe UI Emoji" w:cs="Segoe UI Emoji"/>
+          <w:lang w:val="en-GB"/>
+        </w:rPr>
+        <w:t>✅</w:t>
+      </w:r>
+      <w:r>
+        <w:rPr>
+          <w:lang w:val="en-GB"/>
+        </w:rPr>
+        <w:t xml:space="preserve"> </w:t>
+      </w:r>
+      <w:r>
+        <w:rPr>
+          <w:b/>
+          <w:bCs/>
+          <w:lang w:val="en-GB"/>
+        </w:rPr>
+        <w:t>Solución:</w:t>
+      </w:r>
+    </w:p>
+    <w:p>
+      <w:pPr>
+        <w:rPr>
+          <w:lang w:val="en-GB"/>
+        </w:rPr>
+      </w:pPr>
+      <w:r>
+        <w:rPr>
+          <w:lang w:val="en-GB"/>
+        </w:rPr>
         <w:lastRenderedPageBreak/>
-        <w:t xml:space="preserve">WHERE id IN (SELECT </w:t>
-      </w:r>
-      <w:proofErr w:type="spellStart"/>
-      <w:r>
-        <w:t>id_alumno</w:t>
-      </w:r>
-      <w:proofErr w:type="spellEnd"/>
-      <w:r>
-        <w:t xml:space="preserve"> FROM asistencia);</w:t>
-      </w:r>
-    </w:p>
-    <w:p>
-      <w:pPr>
-        <w:rPr>
-          <w:lang w:val="en-GB"/>
-        </w:rPr>
-      </w:pPr>
-      <w:r>
-        <w:rPr>
-          <w:b/>
-          <w:bCs/>
-        </w:rPr>
-        <w:t>20) Enunciado:</w:t>
-      </w:r>
-      <w:r>
-        <w:t xml:space="preserve"> Mostrar alumnos que nunca han asistido.</w:t>
+        <w:t>SELECT *</w:t>
+      </w:r>
+    </w:p>
+    <w:p>
+      <w:pPr>
+        <w:rPr>
+          <w:lang w:val="en-GB"/>
+        </w:rPr>
+      </w:pPr>
+      <w:r>
+        <w:rPr>
+          <w:lang w:val="en-GB"/>
+        </w:rPr>
+        <w:t>FROM cursos</w:t>
+      </w:r>
+    </w:p>
+    <w:p>
+      <w:pPr>
+        <w:rPr>
+          <w:lang w:val="en-GB"/>
+        </w:rPr>
+      </w:pPr>
+      <w:r>
+        <w:rPr>
+          <w:lang w:val="en-GB"/>
+        </w:rPr>
+        <w:t>WHERE id NOT IN (SELECT id_curso FROM asistencia);</w:t>
+      </w:r>
+    </w:p>
+    <w:p>
+      <w:pPr>
+        <w:rPr>
+          <w:lang w:val="en-GB"/>
+        </w:rPr>
+      </w:pPr>
+      <w:r>
+        <w:rPr>
+          <w:b/>
+          <w:bCs/>
+        </w:rPr>
+        <w:t>23) Enunciado:</w:t>
+      </w:r>
+      <w:r>
+        <w:t xml:space="preserve"> Mostrar facturas por encima del importe medio.</w:t>
       </w:r>
       <w:r>
         <w:br/>
@@ -2441,23 +2074,13 @@
         </w:rPr>
         <w:t xml:space="preserve"> </w:t>
       </w:r>
-      <w:proofErr w:type="spellStart"/>
-      <w:r>
-        <w:rPr>
-          <w:b/>
-          <w:bCs/>
-          <w:lang w:val="en-GB"/>
-        </w:rPr>
-        <w:t>Solución</w:t>
-      </w:r>
-      <w:proofErr w:type="spellEnd"/>
-      <w:r>
-        <w:rPr>
-          <w:b/>
-          <w:bCs/>
-          <w:lang w:val="en-GB"/>
-        </w:rPr>
-        <w:t>:</w:t>
+      <w:r>
+        <w:rPr>
+          <w:b/>
+          <w:bCs/>
+          <w:lang w:val="en-GB"/>
+        </w:rPr>
+        <w:t>Solución:</w:t>
       </w:r>
     </w:p>
     <w:p>
@@ -2483,87 +2106,32 @@
         <w:rPr>
           <w:lang w:val="en-GB"/>
         </w:rPr>
-        <w:t xml:space="preserve">FROM </w:t>
-      </w:r>
-      <w:proofErr w:type="spellStart"/>
-      <w:r>
-        <w:rPr>
-          <w:lang w:val="en-GB"/>
-        </w:rPr>
-        <w:t>alumnos</w:t>
-      </w:r>
-      <w:proofErr w:type="spellEnd"/>
-    </w:p>
-    <w:p>
-      <w:pPr>
-        <w:rPr>
-          <w:lang w:val="en-GB"/>
-        </w:rPr>
-      </w:pPr>
-      <w:r>
-        <w:rPr>
-          <w:lang w:val="en-GB"/>
-        </w:rPr>
-        <w:t xml:space="preserve">WHERE </w:t>
-      </w:r>
-      <w:proofErr w:type="spellStart"/>
-      <w:r>
-        <w:rPr>
-          <w:lang w:val="en-GB"/>
-        </w:rPr>
-        <w:t>id</w:t>
-      </w:r>
-      <w:proofErr w:type="spellEnd"/>
-      <w:r>
-        <w:rPr>
-          <w:lang w:val="en-GB"/>
-        </w:rPr>
-        <w:t xml:space="preserve"> NOT IN (SELECT </w:t>
-      </w:r>
-      <w:proofErr w:type="spellStart"/>
-      <w:r>
-        <w:rPr>
-          <w:lang w:val="en-GB"/>
-        </w:rPr>
-        <w:t>id_alumno</w:t>
-      </w:r>
-      <w:proofErr w:type="spellEnd"/>
-      <w:r>
-        <w:rPr>
-          <w:lang w:val="en-GB"/>
-        </w:rPr>
-        <w:t xml:space="preserve"> FROM </w:t>
-      </w:r>
-      <w:proofErr w:type="spellStart"/>
-      <w:r>
-        <w:rPr>
-          <w:lang w:val="en-GB"/>
-        </w:rPr>
-        <w:t>asistencia</w:t>
-      </w:r>
-      <w:proofErr w:type="spellEnd"/>
-      <w:r>
-        <w:rPr>
-          <w:lang w:val="en-GB"/>
-        </w:rPr>
-        <w:t>);</w:t>
-      </w:r>
-    </w:p>
-    <w:p>
-      <w:pPr>
-        <w:rPr>
-          <w:lang w:val="en-GB"/>
-        </w:rPr>
-      </w:pPr>
-      <w:r>
-        <w:rPr>
-          <w:b/>
-          <w:bCs/>
-        </w:rPr>
-        <w:t>21) Enunciado:</w:t>
-      </w:r>
-      <w:r>
-        <w:t xml:space="preserve"> Mostrar cursos que tienen al menos una asistencia.</w:t>
+        <w:t>FROM facturas</w:t>
+      </w:r>
+    </w:p>
+    <w:p>
+      <w:pPr>
+        <w:rPr>
+          <w:lang w:val="en-GB"/>
+        </w:rPr>
+      </w:pPr>
+      <w:r>
+        <w:rPr>
+          <w:lang w:val="en-GB"/>
+        </w:rPr>
+        <w:t>WHERE importe &gt; (SELECT AVG(importe) FROM facturas);</w:t>
+      </w:r>
+    </w:p>
+    <w:p>
+      <w:r>
+        <w:rPr>
+          <w:b/>
+          <w:bCs/>
+        </w:rPr>
+        <w:t>24) Enunciado:</w:t>
+      </w:r>
+      <w:r>
+        <w:t xml:space="preserve"> Mostrar el alumno que más debe (solo no pagadas).</w:t>
       </w:r>
       <w:r>
         <w:br/>
@@ -2571,399 +2139,12 @@
       <w:r>
         <w:rPr>
           <w:rFonts w:ascii="Segoe UI Emoji" w:hAnsi="Segoe UI Emoji" w:cs="Segoe UI Emoji"/>
-          <w:lang w:val="en-GB"/>
         </w:rPr>
         <w:t>✅</w:t>
       </w:r>
       <w:r>
-        <w:rPr>
-          <w:lang w:val="en-GB"/>
-        </w:rPr>
         <w:t xml:space="preserve"> </w:t>
       </w:r>
-      <w:proofErr w:type="spellStart"/>
-      <w:r>
-        <w:rPr>
-          <w:b/>
-          <w:bCs/>
-          <w:lang w:val="en-GB"/>
-        </w:rPr>
-        <w:t>Solución</w:t>
-      </w:r>
-      <w:proofErr w:type="spellEnd"/>
-      <w:r>
-        <w:rPr>
-          <w:b/>
-          <w:bCs/>
-          <w:lang w:val="en-GB"/>
-        </w:rPr>
-        <w:t>:</w:t>
-      </w:r>
-    </w:p>
-    <w:p>
-      <w:pPr>
-        <w:rPr>
-          <w:lang w:val="en-GB"/>
-        </w:rPr>
-      </w:pPr>
-      <w:r>
-        <w:rPr>
-          <w:lang w:val="en-GB"/>
-        </w:rPr>
-        <w:t>SELECT *</w:t>
-      </w:r>
-    </w:p>
-    <w:p>
-      <w:pPr>
-        <w:rPr>
-          <w:lang w:val="en-GB"/>
-        </w:rPr>
-      </w:pPr>
-      <w:r>
-        <w:rPr>
-          <w:lang w:val="en-GB"/>
-        </w:rPr>
-        <w:t xml:space="preserve">FROM </w:t>
-      </w:r>
-      <w:proofErr w:type="spellStart"/>
-      <w:r>
-        <w:rPr>
-          <w:lang w:val="en-GB"/>
-        </w:rPr>
-        <w:t>cursos</w:t>
-      </w:r>
-      <w:proofErr w:type="spellEnd"/>
-    </w:p>
-    <w:p>
-      <w:pPr>
-        <w:rPr>
-          <w:lang w:val="en-GB"/>
-        </w:rPr>
-      </w:pPr>
-      <w:r>
-        <w:rPr>
-          <w:lang w:val="en-GB"/>
-        </w:rPr>
-        <w:t xml:space="preserve">WHERE id IN (SELECT </w:t>
-      </w:r>
-      <w:proofErr w:type="spellStart"/>
-      <w:r>
-        <w:rPr>
-          <w:lang w:val="en-GB"/>
-        </w:rPr>
-        <w:t>id_curso</w:t>
-      </w:r>
-      <w:proofErr w:type="spellEnd"/>
-      <w:r>
-        <w:rPr>
-          <w:lang w:val="en-GB"/>
-        </w:rPr>
-        <w:t xml:space="preserve"> FROM </w:t>
-      </w:r>
-      <w:proofErr w:type="spellStart"/>
-      <w:r>
-        <w:rPr>
-          <w:lang w:val="en-GB"/>
-        </w:rPr>
-        <w:t>asistencia</w:t>
-      </w:r>
-      <w:proofErr w:type="spellEnd"/>
-      <w:r>
-        <w:rPr>
-          <w:lang w:val="en-GB"/>
-        </w:rPr>
-        <w:t>);</w:t>
-      </w:r>
-    </w:p>
-    <w:p>
-      <w:pPr>
-        <w:rPr>
-          <w:lang w:val="en-GB"/>
-        </w:rPr>
-      </w:pPr>
-      <w:r>
-        <w:rPr>
-          <w:b/>
-          <w:bCs/>
-        </w:rPr>
-        <w:t>22) Enunciado:</w:t>
-      </w:r>
-      <w:r>
-        <w:t xml:space="preserve"> Mostrar cursos sin asistencias.</w:t>
-      </w:r>
-      <w:r>
-        <w:br/>
-      </w:r>
-      <w:r>
-        <w:rPr>
-          <w:rFonts w:ascii="Segoe UI Emoji" w:hAnsi="Segoe UI Emoji" w:cs="Segoe UI Emoji"/>
-          <w:lang w:val="en-GB"/>
-        </w:rPr>
-        <w:t>✅</w:t>
-      </w:r>
-      <w:r>
-        <w:rPr>
-          <w:lang w:val="en-GB"/>
-        </w:rPr>
-        <w:t xml:space="preserve"> </w:t>
-      </w:r>
-      <w:proofErr w:type="spellStart"/>
-      <w:r>
-        <w:rPr>
-          <w:b/>
-          <w:bCs/>
-          <w:lang w:val="en-GB"/>
-        </w:rPr>
-        <w:t>Solución</w:t>
-      </w:r>
-      <w:proofErr w:type="spellEnd"/>
-      <w:r>
-        <w:rPr>
-          <w:b/>
-          <w:bCs/>
-          <w:lang w:val="en-GB"/>
-        </w:rPr>
-        <w:t>:</w:t>
-      </w:r>
-    </w:p>
-    <w:p>
-      <w:pPr>
-        <w:rPr>
-          <w:lang w:val="en-GB"/>
-        </w:rPr>
-      </w:pPr>
-      <w:r>
-        <w:rPr>
-          <w:lang w:val="en-GB"/>
-        </w:rPr>
-        <w:t>SELECT *</w:t>
-      </w:r>
-    </w:p>
-    <w:p>
-      <w:pPr>
-        <w:rPr>
-          <w:lang w:val="en-GB"/>
-        </w:rPr>
-      </w:pPr>
-      <w:r>
-        <w:rPr>
-          <w:lang w:val="en-GB"/>
-        </w:rPr>
-        <w:t xml:space="preserve">FROM </w:t>
-      </w:r>
-      <w:proofErr w:type="spellStart"/>
-      <w:r>
-        <w:rPr>
-          <w:lang w:val="en-GB"/>
-        </w:rPr>
-        <w:t>cursos</w:t>
-      </w:r>
-      <w:proofErr w:type="spellEnd"/>
-    </w:p>
-    <w:p>
-      <w:pPr>
-        <w:rPr>
-          <w:lang w:val="en-GB"/>
-        </w:rPr>
-      </w:pPr>
-      <w:r>
-        <w:rPr>
-          <w:lang w:val="en-GB"/>
-        </w:rPr>
-        <w:t xml:space="preserve">WHERE </w:t>
-      </w:r>
-      <w:proofErr w:type="spellStart"/>
-      <w:r>
-        <w:rPr>
-          <w:lang w:val="en-GB"/>
-        </w:rPr>
-        <w:t>id</w:t>
-      </w:r>
-      <w:proofErr w:type="spellEnd"/>
-      <w:r>
-        <w:rPr>
-          <w:lang w:val="en-GB"/>
-        </w:rPr>
-        <w:t xml:space="preserve"> NOT IN (SELECT </w:t>
-      </w:r>
-      <w:proofErr w:type="spellStart"/>
-      <w:r>
-        <w:rPr>
-          <w:lang w:val="en-GB"/>
-        </w:rPr>
-        <w:t>id_curso</w:t>
-      </w:r>
-      <w:proofErr w:type="spellEnd"/>
-      <w:r>
-        <w:rPr>
-          <w:lang w:val="en-GB"/>
-        </w:rPr>
-        <w:t xml:space="preserve"> FROM </w:t>
-      </w:r>
-      <w:proofErr w:type="spellStart"/>
-      <w:r>
-        <w:rPr>
-          <w:lang w:val="en-GB"/>
-        </w:rPr>
-        <w:t>asistencia</w:t>
-      </w:r>
-      <w:proofErr w:type="spellEnd"/>
-      <w:r>
-        <w:rPr>
-          <w:lang w:val="en-GB"/>
-        </w:rPr>
-        <w:t>);</w:t>
-      </w:r>
-    </w:p>
-    <w:p>
-      <w:pPr>
-        <w:rPr>
-          <w:lang w:val="en-GB"/>
-        </w:rPr>
-      </w:pPr>
-      <w:r>
-        <w:rPr>
-          <w:b/>
-          <w:bCs/>
-        </w:rPr>
-        <w:t>23) Enunciado:</w:t>
-      </w:r>
-      <w:r>
-        <w:t xml:space="preserve"> Mostrar facturas por encima del importe medio.</w:t>
-      </w:r>
-      <w:r>
-        <w:br/>
-      </w:r>
-      <w:r>
-        <w:rPr>
-          <w:rFonts w:ascii="Segoe UI Emoji" w:hAnsi="Segoe UI Emoji" w:cs="Segoe UI Emoji"/>
-          <w:lang w:val="en-GB"/>
-        </w:rPr>
-        <w:t>✅</w:t>
-      </w:r>
-      <w:r>
-        <w:rPr>
-          <w:lang w:val="en-GB"/>
-        </w:rPr>
-        <w:t xml:space="preserve"> </w:t>
-      </w:r>
-      <w:proofErr w:type="spellStart"/>
-      <w:r>
-        <w:rPr>
-          <w:b/>
-          <w:bCs/>
-          <w:lang w:val="en-GB"/>
-        </w:rPr>
-        <w:t>Solución</w:t>
-      </w:r>
-      <w:proofErr w:type="spellEnd"/>
-      <w:r>
-        <w:rPr>
-          <w:b/>
-          <w:bCs/>
-          <w:lang w:val="en-GB"/>
-        </w:rPr>
-        <w:t>:</w:t>
-      </w:r>
-    </w:p>
-    <w:p>
-      <w:pPr>
-        <w:rPr>
-          <w:lang w:val="en-GB"/>
-        </w:rPr>
-      </w:pPr>
-      <w:r>
-        <w:rPr>
-          <w:lang w:val="en-GB"/>
-        </w:rPr>
-        <w:t>SELECT *</w:t>
-      </w:r>
-    </w:p>
-    <w:p>
-      <w:pPr>
-        <w:rPr>
-          <w:lang w:val="en-GB"/>
-        </w:rPr>
-      </w:pPr>
-      <w:r>
-        <w:rPr>
-          <w:lang w:val="en-GB"/>
-        </w:rPr>
-        <w:t>FROM facturas</w:t>
-      </w:r>
-    </w:p>
-    <w:p>
-      <w:pPr>
-        <w:rPr>
-          <w:lang w:val="en-GB"/>
-        </w:rPr>
-      </w:pPr>
-      <w:r>
-        <w:rPr>
-          <w:lang w:val="en-GB"/>
-        </w:rPr>
-        <w:t xml:space="preserve">WHERE </w:t>
-      </w:r>
-      <w:proofErr w:type="spellStart"/>
-      <w:r>
-        <w:rPr>
-          <w:lang w:val="en-GB"/>
-        </w:rPr>
-        <w:t>importe</w:t>
-      </w:r>
-      <w:proofErr w:type="spellEnd"/>
-      <w:r>
-        <w:rPr>
-          <w:lang w:val="en-GB"/>
-        </w:rPr>
-        <w:t xml:space="preserve"> &gt; (SELECT </w:t>
-      </w:r>
-      <w:proofErr w:type="gramStart"/>
-      <w:r>
-        <w:rPr>
-          <w:lang w:val="en-GB"/>
-        </w:rPr>
-        <w:t>AVG(</w:t>
-      </w:r>
-      <w:proofErr w:type="spellStart"/>
-      <w:proofErr w:type="gramEnd"/>
-      <w:r>
-        <w:rPr>
-          <w:lang w:val="en-GB"/>
-        </w:rPr>
-        <w:t>importe</w:t>
-      </w:r>
-      <w:proofErr w:type="spellEnd"/>
-      <w:r>
-        <w:rPr>
-          <w:lang w:val="en-GB"/>
-        </w:rPr>
-        <w:t>) FROM facturas);</w:t>
-      </w:r>
-    </w:p>
-    <w:p>
-      <w:r>
-        <w:rPr>
-          <w:b/>
-          <w:bCs/>
-        </w:rPr>
-        <w:t>24) Enunciado:</w:t>
-      </w:r>
-      <w:r>
-        <w:t xml:space="preserve"> Mostrar el alumno que más debe (solo no pagadas).</w:t>
-      </w:r>
-      <w:r>
-        <w:br/>
-      </w:r>
-      <w:r>
-        <w:rPr>
-          <w:rFonts w:ascii="Segoe UI Emoji" w:hAnsi="Segoe UI Emoji" w:cs="Segoe UI Emoji"/>
-        </w:rPr>
-        <w:t>✅</w:t>
-      </w:r>
-      <w:r>
-        <w:t xml:space="preserve"> </w:t>
-      </w:r>
       <w:r>
         <w:rPr>
           <w:b/>
@@ -2974,13 +2155,8 @@
     </w:p>
     <w:p>
       <w:r>
-        <w:t xml:space="preserve">SELECT </w:t>
-      </w:r>
-      <w:proofErr w:type="gramStart"/>
-      <w:r>
-        <w:t>al.*</w:t>
-      </w:r>
-      <w:proofErr w:type="gramEnd"/>
+        <w:t>SELECT al.*</w:t>
+      </w:r>
     </w:p>
     <w:p>
       <w:r>
@@ -2989,26 +2165,13 @@
     </w:p>
     <w:p>
       <w:r>
-        <w:t xml:space="preserve">WHERE </w:t>
-      </w:r>
-      <w:proofErr w:type="spellStart"/>
-      <w:r>
-        <w:t>al.id</w:t>
-      </w:r>
-      <w:proofErr w:type="spellEnd"/>
-      <w:r>
-        <w:t xml:space="preserve"> = (</w:t>
-      </w:r>
-    </w:p>
-    <w:p>
-      <w:r>
-        <w:t xml:space="preserve">  SELECT </w:t>
-      </w:r>
-      <w:proofErr w:type="spellStart"/>
-      <w:r>
-        <w:t>f.id_alumno</w:t>
-      </w:r>
-      <w:proofErr w:type="spellEnd"/>
+        <w:t>WHERE al.id = (</w:t>
+      </w:r>
+    </w:p>
+    <w:p>
+      <w:r>
+        <w:t xml:space="preserve">  SELECT f.id_alumno</w:t>
+      </w:r>
     </w:p>
     <w:p>
       <w:pPr>
@@ -3036,74 +2199,33 @@
         <w:rPr>
           <w:lang w:val="en-GB"/>
         </w:rPr>
-        <w:t xml:space="preserve">  WHERE </w:t>
-      </w:r>
-      <w:proofErr w:type="spellStart"/>
-      <w:proofErr w:type="gramStart"/>
-      <w:r>
-        <w:rPr>
-          <w:lang w:val="en-GB"/>
-        </w:rPr>
-        <w:t>f.pagado</w:t>
-      </w:r>
-      <w:proofErr w:type="spellEnd"/>
-      <w:proofErr w:type="gramEnd"/>
-      <w:r>
-        <w:rPr>
-          <w:lang w:val="en-GB"/>
-        </w:rPr>
-        <w:t>='no'</w:t>
-      </w:r>
-    </w:p>
-    <w:p>
-      <w:pPr>
-        <w:rPr>
-          <w:lang w:val="en-GB"/>
-        </w:rPr>
-      </w:pPr>
-      <w:r>
-        <w:rPr>
-          <w:lang w:val="en-GB"/>
-        </w:rPr>
-        <w:lastRenderedPageBreak/>
-        <w:t xml:space="preserve">  GROUP BY </w:t>
-      </w:r>
-      <w:proofErr w:type="spellStart"/>
-      <w:r>
-        <w:rPr>
-          <w:lang w:val="en-GB"/>
-        </w:rPr>
-        <w:t>f.id_alumno</w:t>
-      </w:r>
-      <w:proofErr w:type="spellEnd"/>
-    </w:p>
-    <w:p>
-      <w:pPr>
-        <w:rPr>
-          <w:lang w:val="en-GB"/>
-        </w:rPr>
-      </w:pPr>
-      <w:r>
-        <w:rPr>
-          <w:lang w:val="en-GB"/>
-        </w:rPr>
-        <w:t xml:space="preserve">  ORDER BY SUM(</w:t>
-      </w:r>
-      <w:proofErr w:type="spellStart"/>
-      <w:proofErr w:type="gramStart"/>
-      <w:r>
-        <w:rPr>
-          <w:lang w:val="en-GB"/>
-        </w:rPr>
-        <w:t>f.importe</w:t>
-      </w:r>
-      <w:proofErr w:type="spellEnd"/>
-      <w:proofErr w:type="gramEnd"/>
-      <w:r>
-        <w:rPr>
-          <w:lang w:val="en-GB"/>
-        </w:rPr>
-        <w:t>) DESC</w:t>
+        <w:t xml:space="preserve">  WHERE f.pagado='no'</w:t>
+      </w:r>
+    </w:p>
+    <w:p>
+      <w:pPr>
+        <w:rPr>
+          <w:lang w:val="en-GB"/>
+        </w:rPr>
+      </w:pPr>
+      <w:r>
+        <w:rPr>
+          <w:lang w:val="en-GB"/>
+        </w:rPr>
+        <w:t xml:space="preserve">  GROUP BY f.id_alumno</w:t>
+      </w:r>
+    </w:p>
+    <w:p>
+      <w:pPr>
+        <w:rPr>
+          <w:lang w:val="en-GB"/>
+        </w:rPr>
+      </w:pPr>
+      <w:r>
+        <w:rPr>
+          <w:lang w:val="en-GB"/>
+        </w:rPr>
+        <w:t xml:space="preserve">  ORDER BY SUM(f.importe) DESC</w:t>
       </w:r>
     </w:p>
     <w:p>

--- a/EJERCICIOS DE LOS ALUMNOS/JESUS/Modulo1/SQL/Ejercicios base de datos cursos_JesusDiaz.docx
+++ b/EJERCICIOS DE LOS ALUMNOS/JESUS/Modulo1/SQL/Ejercicios base de datos cursos_JesusDiaz.docx
@@ -537,7 +537,23 @@
     </w:p>
     <w:p>
       <w:r>
-        <w:t>SELECT nombre_curso FROM cursos ORDER BY nombre_curso ASC;</w:t>
+        <w:t xml:space="preserve">SELECT </w:t>
+      </w:r>
+      <w:proofErr w:type="spellStart"/>
+      <w:r>
+        <w:t>nombre_curso</w:t>
+      </w:r>
+      <w:proofErr w:type="spellEnd"/>
+      <w:r>
+        <w:t xml:space="preserve"> FROM cursos ORDER BY </w:t>
+      </w:r>
+      <w:proofErr w:type="spellStart"/>
+      <w:r>
+        <w:t>nombre_curso</w:t>
+      </w:r>
+      <w:proofErr w:type="spellEnd"/>
+      <w:r>
+        <w:t xml:space="preserve"> ASC;</w:t>
       </w:r>
     </w:p>
     <w:p>
@@ -615,7 +631,15 @@
     </w:p>
     <w:p>
       <w:r>
-        <w:t>SELECT * FROM cursos WHERE descripcion LIKE '%bases%';</w:t>
+        <w:t xml:space="preserve">SELECT * FROM cursos WHERE </w:t>
+      </w:r>
+      <w:proofErr w:type="spellStart"/>
+      <w:r>
+        <w:t>descripcion</w:t>
+      </w:r>
+      <w:proofErr w:type="spellEnd"/>
+      <w:r>
+        <w:t xml:space="preserve"> LIKE '%bases%';</w:t>
       </w:r>
     </w:p>
     <w:p>
@@ -702,7 +726,49 @@
         <w:rPr>
           <w:lang w:val="en-GB"/>
         </w:rPr>
-        <w:t>SELECT COUNT(*) AS total_alumnos FROM alumnos;</w:t>
+        <w:t xml:space="preserve">SELECT </w:t>
+      </w:r>
+      <w:proofErr w:type="gramStart"/>
+      <w:r>
+        <w:rPr>
+          <w:lang w:val="en-GB"/>
+        </w:rPr>
+        <w:t>COUNT(</w:t>
+      </w:r>
+      <w:proofErr w:type="gramEnd"/>
+      <w:r>
+        <w:rPr>
+          <w:lang w:val="en-GB"/>
+        </w:rPr>
+        <w:t xml:space="preserve">*) AS </w:t>
+      </w:r>
+      <w:proofErr w:type="spellStart"/>
+      <w:r>
+        <w:rPr>
+          <w:lang w:val="en-GB"/>
+        </w:rPr>
+        <w:t>total_alumnos</w:t>
+      </w:r>
+      <w:proofErr w:type="spellEnd"/>
+      <w:r>
+        <w:rPr>
+          <w:lang w:val="en-GB"/>
+        </w:rPr>
+        <w:t xml:space="preserve"> FROM </w:t>
+      </w:r>
+      <w:proofErr w:type="spellStart"/>
+      <w:r>
+        <w:rPr>
+          <w:lang w:val="en-GB"/>
+        </w:rPr>
+        <w:t>alumnos</w:t>
+      </w:r>
+      <w:proofErr w:type="spellEnd"/>
+      <w:r>
+        <w:rPr>
+          <w:lang w:val="en-GB"/>
+        </w:rPr>
+        <w:t>;</w:t>
       </w:r>
     </w:p>
     <w:p>
@@ -785,7 +851,23 @@
     </w:p>
     <w:p>
       <w:r>
-        <w:t>SELECT COUNT(*) AS total_cursos FROM cursos;</w:t>
+        <w:t xml:space="preserve">SELECT </w:t>
+      </w:r>
+      <w:proofErr w:type="gramStart"/>
+      <w:r>
+        <w:t>COUNT(</w:t>
+      </w:r>
+      <w:proofErr w:type="gramEnd"/>
+      <w:r>
+        <w:t xml:space="preserve">*) AS </w:t>
+      </w:r>
+      <w:proofErr w:type="spellStart"/>
+      <w:r>
+        <w:t>total_cursos</w:t>
+      </w:r>
+      <w:proofErr w:type="spellEnd"/>
+      <w:r>
+        <w:t xml:space="preserve"> FROM cursos;</w:t>
       </w:r>
     </w:p>
     <w:p>
@@ -851,8 +933,46 @@
     </w:p>
     <w:p>
       <w:r>
-        <w:t>SELECT a.id, al.nombre, al.apellidos, a.fecha_asistencia</w:t>
-      </w:r>
+        <w:t xml:space="preserve">SELECT </w:t>
+      </w:r>
+      <w:proofErr w:type="spellStart"/>
+      <w:r>
+        <w:t>a.id</w:t>
+      </w:r>
+      <w:proofErr w:type="spellEnd"/>
+      <w:r>
+        <w:t xml:space="preserve">, </w:t>
+      </w:r>
+      <w:proofErr w:type="spellStart"/>
+      <w:proofErr w:type="gramStart"/>
+      <w:r>
+        <w:t>al.nombre</w:t>
+      </w:r>
+      <w:proofErr w:type="spellEnd"/>
+      <w:proofErr w:type="gramEnd"/>
+      <w:r>
+        <w:t xml:space="preserve">, </w:t>
+      </w:r>
+      <w:proofErr w:type="spellStart"/>
+      <w:proofErr w:type="gramStart"/>
+      <w:r>
+        <w:t>al.apellidos</w:t>
+      </w:r>
+      <w:proofErr w:type="spellEnd"/>
+      <w:proofErr w:type="gramEnd"/>
+      <w:r>
+        <w:t xml:space="preserve">, </w:t>
+      </w:r>
+      <w:proofErr w:type="spellStart"/>
+      <w:proofErr w:type="gramStart"/>
+      <w:r>
+        <w:t>a.fecha</w:t>
+      </w:r>
+      <w:proofErr w:type="gramEnd"/>
+      <w:r>
+        <w:t>_asistencia</w:t>
+      </w:r>
+      <w:proofErr w:type="spellEnd"/>
     </w:p>
     <w:p>
       <w:r>
@@ -861,7 +981,23 @@
     </w:p>
     <w:p>
       <w:r>
-        <w:t>JOIN alumnos al ON a.id_alumno = al.id;</w:t>
+        <w:t xml:space="preserve">JOIN alumnos al ON </w:t>
+      </w:r>
+      <w:proofErr w:type="spellStart"/>
+      <w:r>
+        <w:t>a.id_alumno</w:t>
+      </w:r>
+      <w:proofErr w:type="spellEnd"/>
+      <w:r>
+        <w:t xml:space="preserve"> = </w:t>
+      </w:r>
+      <w:proofErr w:type="spellStart"/>
+      <w:r>
+        <w:t>al.id</w:t>
+      </w:r>
+      <w:proofErr w:type="spellEnd"/>
+      <w:r>
+        <w:t>;</w:t>
       </w:r>
     </w:p>
     <w:p>
@@ -940,8 +1076,39 @@
     </w:p>
     <w:p>
       <w:r>
-        <w:t>SELECT a.id, c.nombre_curso, a.fecha_asistencia</w:t>
-      </w:r>
+        <w:t xml:space="preserve">SELECT </w:t>
+      </w:r>
+      <w:proofErr w:type="spellStart"/>
+      <w:r>
+        <w:t>a.id</w:t>
+      </w:r>
+      <w:proofErr w:type="spellEnd"/>
+      <w:r>
+        <w:t xml:space="preserve">, </w:t>
+      </w:r>
+      <w:proofErr w:type="spellStart"/>
+      <w:proofErr w:type="gramStart"/>
+      <w:r>
+        <w:t>c.nombre</w:t>
+      </w:r>
+      <w:proofErr w:type="gramEnd"/>
+      <w:r>
+        <w:t>_curso</w:t>
+      </w:r>
+      <w:proofErr w:type="spellEnd"/>
+      <w:r>
+        <w:t xml:space="preserve">, </w:t>
+      </w:r>
+      <w:proofErr w:type="spellStart"/>
+      <w:proofErr w:type="gramStart"/>
+      <w:r>
+        <w:t>a.fecha</w:t>
+      </w:r>
+      <w:proofErr w:type="gramEnd"/>
+      <w:r>
+        <w:t>_asistencia</w:t>
+      </w:r>
+      <w:proofErr w:type="spellEnd"/>
     </w:p>
     <w:p>
       <w:r>
@@ -950,7 +1117,23 @@
     </w:p>
     <w:p>
       <w:r>
-        <w:t>JOIN cursos c ON a.id_curso = c.id;</w:t>
+        <w:t xml:space="preserve">JOIN cursos c ON </w:t>
+      </w:r>
+      <w:proofErr w:type="spellStart"/>
+      <w:r>
+        <w:t>a.id_curso</w:t>
+      </w:r>
+      <w:proofErr w:type="spellEnd"/>
+      <w:r>
+        <w:t xml:space="preserve"> = </w:t>
+      </w:r>
+      <w:proofErr w:type="spellStart"/>
+      <w:r>
+        <w:t>c.id</w:t>
+      </w:r>
+      <w:proofErr w:type="spellEnd"/>
+      <w:r>
+        <w:t>;</w:t>
       </w:r>
     </w:p>
     <w:p>
@@ -1028,8 +1211,51 @@
     </w:p>
     <w:p>
       <w:r>
-        <w:t>SELECT al.nombre, al.apellidos, c.nombre_curso, a.fecha_asistencia</w:t>
-      </w:r>
+        <w:t xml:space="preserve">SELECT </w:t>
+      </w:r>
+      <w:proofErr w:type="spellStart"/>
+      <w:proofErr w:type="gramStart"/>
+      <w:r>
+        <w:t>al.nombre</w:t>
+      </w:r>
+      <w:proofErr w:type="spellEnd"/>
+      <w:proofErr w:type="gramEnd"/>
+      <w:r>
+        <w:t xml:space="preserve">, </w:t>
+      </w:r>
+      <w:proofErr w:type="spellStart"/>
+      <w:proofErr w:type="gramStart"/>
+      <w:r>
+        <w:t>al.apellidos</w:t>
+      </w:r>
+      <w:proofErr w:type="spellEnd"/>
+      <w:proofErr w:type="gramEnd"/>
+      <w:r>
+        <w:t xml:space="preserve">, </w:t>
+      </w:r>
+      <w:proofErr w:type="spellStart"/>
+      <w:proofErr w:type="gramStart"/>
+      <w:r>
+        <w:t>c.nombre</w:t>
+      </w:r>
+      <w:proofErr w:type="gramEnd"/>
+      <w:r>
+        <w:t>_curso</w:t>
+      </w:r>
+      <w:proofErr w:type="spellEnd"/>
+      <w:r>
+        <w:t xml:space="preserve">, </w:t>
+      </w:r>
+      <w:proofErr w:type="spellStart"/>
+      <w:proofErr w:type="gramStart"/>
+      <w:r>
+        <w:t>a.fecha</w:t>
+      </w:r>
+      <w:proofErr w:type="gramEnd"/>
+      <w:r>
+        <w:t>_asistencia</w:t>
+      </w:r>
+      <w:proofErr w:type="spellEnd"/>
     </w:p>
     <w:p>
       <w:r>
@@ -1038,8 +1264,21 @@
     </w:p>
     <w:p>
       <w:r>
-        <w:t>JOIN alumnos al ON a.id_alumno = al.id</w:t>
-      </w:r>
+        <w:t xml:space="preserve">JOIN alumnos al ON </w:t>
+      </w:r>
+      <w:proofErr w:type="spellStart"/>
+      <w:r>
+        <w:t>a.id_alumno</w:t>
+      </w:r>
+      <w:proofErr w:type="spellEnd"/>
+      <w:r>
+        <w:t xml:space="preserve"> = </w:t>
+      </w:r>
+      <w:proofErr w:type="spellStart"/>
+      <w:r>
+        <w:t>al.id</w:t>
+      </w:r>
+      <w:proofErr w:type="spellEnd"/>
     </w:p>
     <w:p>
       <w:pPr>
@@ -1051,7 +1290,35 @@
         <w:rPr>
           <w:lang w:val="en-GB"/>
         </w:rPr>
-        <w:t>JOIN cursos c ON a.id_curso = c.id</w:t>
+        <w:t xml:space="preserve">JOIN </w:t>
+      </w:r>
+      <w:proofErr w:type="spellStart"/>
+      <w:r>
+        <w:rPr>
+          <w:lang w:val="en-GB"/>
+        </w:rPr>
+        <w:t>cursos</w:t>
+      </w:r>
+      <w:proofErr w:type="spellEnd"/>
+      <w:r>
+        <w:rPr>
+          <w:lang w:val="en-GB"/>
+        </w:rPr>
+        <w:t xml:space="preserve"> c ON </w:t>
+      </w:r>
+      <w:proofErr w:type="spellStart"/>
+      <w:r>
+        <w:rPr>
+          <w:lang w:val="en-GB"/>
+        </w:rPr>
+        <w:t>a.id_curso</w:t>
+      </w:r>
+      <w:proofErr w:type="spellEnd"/>
+      <w:r>
+        <w:rPr>
+          <w:lang w:val="en-GB"/>
+        </w:rPr>
+        <w:t xml:space="preserve"> = c.id</w:t>
       </w:r>
     </w:p>
     <w:p>
@@ -1064,7 +1331,29 @@
         <w:rPr>
           <w:lang w:val="en-GB"/>
         </w:rPr>
-        <w:t>ORDER BY a.fecha_asistencia;</w:t>
+        <w:t xml:space="preserve">ORDER BY </w:t>
+      </w:r>
+      <w:proofErr w:type="spellStart"/>
+      <w:proofErr w:type="gramStart"/>
+      <w:r>
+        <w:rPr>
+          <w:lang w:val="en-GB"/>
+        </w:rPr>
+        <w:t>a.fecha</w:t>
+      </w:r>
+      <w:proofErr w:type="gramEnd"/>
+      <w:r>
+        <w:rPr>
+          <w:lang w:val="en-GB"/>
+        </w:rPr>
+        <w:t>_asistencia</w:t>
+      </w:r>
+      <w:proofErr w:type="spellEnd"/>
+      <w:r>
+        <w:rPr>
+          <w:lang w:val="en-GB"/>
+        </w:rPr>
+        <w:t>;</w:t>
       </w:r>
     </w:p>
     <w:p>
@@ -1077,11 +1366,10 @@
         <w:rPr>
           <w:noProof/>
         </w:rPr>
-        <w:lastRenderedPageBreak/>
         <w:drawing>
-          <wp:inline distT="0" distB="0" distL="0" distR="0" wp14:anchorId="2C21E085" wp14:editId="2AAF1DBE">
-            <wp:extent cx="5257143" cy="2847619"/>
-            <wp:effectExtent l="0" t="0" r="1270" b="0"/>
+          <wp:inline distT="0" distB="0" distL="0" distR="0" wp14:anchorId="2C21E085" wp14:editId="2394FFDD">
+            <wp:extent cx="3914775" cy="2120503"/>
+            <wp:effectExtent l="0" t="0" r="0" b="0"/>
             <wp:docPr id="172228827" name="Imagen 1"/>
             <wp:cNvGraphicFramePr>
               <a:graphicFrameLocks xmlns:a="http://schemas.openxmlformats.org/drawingml/2006/main" noChangeAspect="1"/>
@@ -1102,7 +1390,7 @@
                   <pic:spPr>
                     <a:xfrm>
                       <a:off x="0" y="0"/>
-                      <a:ext cx="5257143" cy="2847619"/>
+                      <a:ext cx="3919022" cy="2122803"/>
                     </a:xfrm>
                     <a:prstGeom prst="rect">
                       <a:avLst/>
@@ -1121,6 +1409,7 @@
           <w:b/>
           <w:bCs/>
         </w:rPr>
+        <w:lastRenderedPageBreak/>
         <w:t>14) Enunciado:</w:t>
       </w:r>
       <w:r>
@@ -1148,8 +1437,53 @@
     </w:p>
     <w:p>
       <w:r>
-        <w:t>SELECT f.id_factura, al.nombre, al.apellidos, f.importe, f.pagado</w:t>
-      </w:r>
+        <w:t xml:space="preserve">SELECT </w:t>
+      </w:r>
+      <w:proofErr w:type="spellStart"/>
+      <w:r>
+        <w:t>f.id_factura</w:t>
+      </w:r>
+      <w:proofErr w:type="spellEnd"/>
+      <w:r>
+        <w:t xml:space="preserve">, </w:t>
+      </w:r>
+      <w:proofErr w:type="spellStart"/>
+      <w:proofErr w:type="gramStart"/>
+      <w:r>
+        <w:t>al.nombre</w:t>
+      </w:r>
+      <w:proofErr w:type="spellEnd"/>
+      <w:proofErr w:type="gramEnd"/>
+      <w:r>
+        <w:t xml:space="preserve">, </w:t>
+      </w:r>
+      <w:proofErr w:type="spellStart"/>
+      <w:proofErr w:type="gramStart"/>
+      <w:r>
+        <w:t>al.apellidos</w:t>
+      </w:r>
+      <w:proofErr w:type="spellEnd"/>
+      <w:proofErr w:type="gramEnd"/>
+      <w:r>
+        <w:t xml:space="preserve">, </w:t>
+      </w:r>
+      <w:proofErr w:type="spellStart"/>
+      <w:proofErr w:type="gramStart"/>
+      <w:r>
+        <w:t>f.importe</w:t>
+      </w:r>
+      <w:proofErr w:type="spellEnd"/>
+      <w:proofErr w:type="gramEnd"/>
+      <w:r>
+        <w:t xml:space="preserve">, </w:t>
+      </w:r>
+      <w:proofErr w:type="spellStart"/>
+      <w:proofErr w:type="gramStart"/>
+      <w:r>
+        <w:t>f.pagado</w:t>
+      </w:r>
+      <w:proofErr w:type="spellEnd"/>
+      <w:proofErr w:type="gramEnd"/>
     </w:p>
     <w:p>
       <w:r>
@@ -1158,8 +1492,21 @@
     </w:p>
     <w:p>
       <w:r>
-        <w:t>JOIN alumnos al ON f.id_alumno = al.id</w:t>
-      </w:r>
+        <w:t xml:space="preserve">JOIN alumnos al ON </w:t>
+      </w:r>
+      <w:proofErr w:type="spellStart"/>
+      <w:r>
+        <w:t>f.id_alumno</w:t>
+      </w:r>
+      <w:proofErr w:type="spellEnd"/>
+      <w:r>
+        <w:t xml:space="preserve"> = </w:t>
+      </w:r>
+      <w:proofErr w:type="spellStart"/>
+      <w:r>
+        <w:t>al.id</w:t>
+      </w:r>
+      <w:proofErr w:type="spellEnd"/>
     </w:p>
     <w:p>
       <w:pPr>
@@ -1171,7 +1518,21 @@
         <w:rPr>
           <w:lang w:val="en-GB"/>
         </w:rPr>
-        <w:t>ORDER BY f.id_factura;</w:t>
+        <w:t xml:space="preserve">ORDER BY </w:t>
+      </w:r>
+      <w:proofErr w:type="spellStart"/>
+      <w:r>
+        <w:rPr>
+          <w:lang w:val="en-GB"/>
+        </w:rPr>
+        <w:t>f.id_factura</w:t>
+      </w:r>
+      <w:proofErr w:type="spellEnd"/>
+      <w:r>
+        <w:rPr>
+          <w:lang w:val="en-GB"/>
+        </w:rPr>
+        <w:t>;</w:t>
       </w:r>
     </w:p>
     <w:p>
@@ -1184,10 +1545,9 @@
         <w:rPr>
           <w:noProof/>
         </w:rPr>
-        <w:lastRenderedPageBreak/>
         <w:drawing>
-          <wp:inline distT="0" distB="0" distL="0" distR="0" wp14:anchorId="59A8D153" wp14:editId="3C734FFB">
-            <wp:extent cx="4714286" cy="5400000"/>
+          <wp:inline distT="0" distB="0" distL="0" distR="0" wp14:anchorId="59A8D153" wp14:editId="6D90F1C6">
+            <wp:extent cx="3816804" cy="4371975"/>
             <wp:effectExtent l="0" t="0" r="0" b="0"/>
             <wp:docPr id="1974906092" name="Imagen 1"/>
             <wp:cNvGraphicFramePr>
@@ -1209,7 +1569,7 @@
                   <pic:spPr>
                     <a:xfrm>
                       <a:off x="0" y="0"/>
-                      <a:ext cx="4714286" cy="5400000"/>
+                      <a:ext cx="3822586" cy="4378598"/>
                     </a:xfrm>
                     <a:prstGeom prst="rect">
                       <a:avLst/>
@@ -1255,8 +1615,51 @@
     </w:p>
     <w:p>
       <w:r>
-        <w:t>SELECT al.id, al.nombre, al.apellidos, SUM(f.importe) AS total_facturado</w:t>
-      </w:r>
+        <w:t xml:space="preserve">SELECT </w:t>
+      </w:r>
+      <w:proofErr w:type="spellStart"/>
+      <w:r>
+        <w:t>al.id</w:t>
+      </w:r>
+      <w:proofErr w:type="spellEnd"/>
+      <w:r>
+        <w:t xml:space="preserve">, </w:t>
+      </w:r>
+      <w:proofErr w:type="spellStart"/>
+      <w:proofErr w:type="gramStart"/>
+      <w:r>
+        <w:t>al.nombre</w:t>
+      </w:r>
+      <w:proofErr w:type="spellEnd"/>
+      <w:proofErr w:type="gramEnd"/>
+      <w:r>
+        <w:t xml:space="preserve">, </w:t>
+      </w:r>
+      <w:proofErr w:type="spellStart"/>
+      <w:proofErr w:type="gramStart"/>
+      <w:r>
+        <w:t>al.apellidos</w:t>
+      </w:r>
+      <w:proofErr w:type="spellEnd"/>
+      <w:proofErr w:type="gramEnd"/>
+      <w:r>
+        <w:t>, SUM(</w:t>
+      </w:r>
+      <w:proofErr w:type="spellStart"/>
+      <w:proofErr w:type="gramStart"/>
+      <w:r>
+        <w:t>f.importe</w:t>
+      </w:r>
+      <w:proofErr w:type="spellEnd"/>
+      <w:proofErr w:type="gramEnd"/>
+      <w:r>
+        <w:t xml:space="preserve">) AS </w:t>
+      </w:r>
+      <w:proofErr w:type="spellStart"/>
+      <w:r>
+        <w:t>total_facturado</w:t>
+      </w:r>
+      <w:proofErr w:type="spellEnd"/>
     </w:p>
     <w:p>
       <w:r>
@@ -1265,17 +1668,63 @@
     </w:p>
     <w:p>
       <w:r>
-        <w:t>JOIN alumnos al ON f.id_alumno = al.id</w:t>
-      </w:r>
-    </w:p>
-    <w:p>
-      <w:r>
-        <w:t>GROUP BY al.id, al.nombre, al.apellidos</w:t>
-      </w:r>
-    </w:p>
-    <w:p>
-      <w:r>
-        <w:t>ORDER BY total_facturado DESC;</w:t>
+        <w:t xml:space="preserve">JOIN alumnos al ON </w:t>
+      </w:r>
+      <w:proofErr w:type="spellStart"/>
+      <w:r>
+        <w:t>f.id_alumno</w:t>
+      </w:r>
+      <w:proofErr w:type="spellEnd"/>
+      <w:r>
+        <w:t xml:space="preserve"> = </w:t>
+      </w:r>
+      <w:proofErr w:type="spellStart"/>
+      <w:r>
+        <w:t>al.id</w:t>
+      </w:r>
+      <w:proofErr w:type="spellEnd"/>
+    </w:p>
+    <w:p>
+      <w:r>
+        <w:t xml:space="preserve">GROUP BY </w:t>
+      </w:r>
+      <w:proofErr w:type="spellStart"/>
+      <w:r>
+        <w:t>al.id</w:t>
+      </w:r>
+      <w:proofErr w:type="spellEnd"/>
+      <w:r>
+        <w:t xml:space="preserve">, </w:t>
+      </w:r>
+      <w:proofErr w:type="spellStart"/>
+      <w:proofErr w:type="gramStart"/>
+      <w:r>
+        <w:t>al.nombre</w:t>
+      </w:r>
+      <w:proofErr w:type="spellEnd"/>
+      <w:proofErr w:type="gramEnd"/>
+      <w:r>
+        <w:t xml:space="preserve">, </w:t>
+      </w:r>
+      <w:proofErr w:type="spellStart"/>
+      <w:proofErr w:type="gramStart"/>
+      <w:r>
+        <w:t>al.apellidos</w:t>
+      </w:r>
+      <w:proofErr w:type="spellEnd"/>
+      <w:proofErr w:type="gramEnd"/>
+    </w:p>
+    <w:p>
+      <w:r>
+        <w:t xml:space="preserve">ORDER BY </w:t>
+      </w:r>
+      <w:proofErr w:type="spellStart"/>
+      <w:r>
+        <w:t>total_facturado</w:t>
+      </w:r>
+      <w:proofErr w:type="spellEnd"/>
+      <w:r>
+        <w:t xml:space="preserve"> DESC;</w:t>
       </w:r>
     </w:p>
     <w:p>
@@ -1354,8 +1803,51 @@
     </w:p>
     <w:p>
       <w:r>
-        <w:t>SELECT al.id, al.nombre, al.apellidos, SUM(f.importe) AS total_pagado</w:t>
-      </w:r>
+        <w:t xml:space="preserve">SELECT </w:t>
+      </w:r>
+      <w:proofErr w:type="spellStart"/>
+      <w:r>
+        <w:t>al.id</w:t>
+      </w:r>
+      <w:proofErr w:type="spellEnd"/>
+      <w:r>
+        <w:t xml:space="preserve">, </w:t>
+      </w:r>
+      <w:proofErr w:type="spellStart"/>
+      <w:proofErr w:type="gramStart"/>
+      <w:r>
+        <w:t>al.nombre</w:t>
+      </w:r>
+      <w:proofErr w:type="spellEnd"/>
+      <w:proofErr w:type="gramEnd"/>
+      <w:r>
+        <w:t xml:space="preserve">, </w:t>
+      </w:r>
+      <w:proofErr w:type="spellStart"/>
+      <w:proofErr w:type="gramStart"/>
+      <w:r>
+        <w:t>al.apellidos</w:t>
+      </w:r>
+      <w:proofErr w:type="spellEnd"/>
+      <w:proofErr w:type="gramEnd"/>
+      <w:r>
+        <w:t>, SUM(</w:t>
+      </w:r>
+      <w:proofErr w:type="spellStart"/>
+      <w:proofErr w:type="gramStart"/>
+      <w:r>
+        <w:t>f.importe</w:t>
+      </w:r>
+      <w:proofErr w:type="spellEnd"/>
+      <w:proofErr w:type="gramEnd"/>
+      <w:r>
+        <w:t xml:space="preserve">) AS </w:t>
+      </w:r>
+      <w:proofErr w:type="spellStart"/>
+      <w:r>
+        <w:t>total_pagado</w:t>
+      </w:r>
+      <w:proofErr w:type="spellEnd"/>
     </w:p>
     <w:p>
       <w:r>
@@ -1364,18 +1856,66 @@
     </w:p>
     <w:p>
       <w:r>
-        <w:t>JOIN alumnos al ON f.id_alumno = al.id</w:t>
-      </w:r>
-    </w:p>
-    <w:p>
-      <w:r>
-        <w:t>WHERE f.pagado = 'si'</w:t>
-      </w:r>
-    </w:p>
-    <w:p>
-      <w:r>
-        <w:t>GROUP BY al.id, al.nombre, al.apellidos</w:t>
-      </w:r>
+        <w:t xml:space="preserve">JOIN alumnos al ON </w:t>
+      </w:r>
+      <w:proofErr w:type="spellStart"/>
+      <w:r>
+        <w:t>f.id_alumno</w:t>
+      </w:r>
+      <w:proofErr w:type="spellEnd"/>
+      <w:r>
+        <w:t xml:space="preserve"> = </w:t>
+      </w:r>
+      <w:proofErr w:type="spellStart"/>
+      <w:r>
+        <w:t>al.id</w:t>
+      </w:r>
+      <w:proofErr w:type="spellEnd"/>
+    </w:p>
+    <w:p>
+      <w:r>
+        <w:t xml:space="preserve">WHERE </w:t>
+      </w:r>
+      <w:proofErr w:type="spellStart"/>
+      <w:proofErr w:type="gramStart"/>
+      <w:r>
+        <w:t>f.pagado</w:t>
+      </w:r>
+      <w:proofErr w:type="spellEnd"/>
+      <w:proofErr w:type="gramEnd"/>
+      <w:r>
+        <w:t xml:space="preserve"> = 'si'</w:t>
+      </w:r>
+    </w:p>
+    <w:p>
+      <w:r>
+        <w:t xml:space="preserve">GROUP BY </w:t>
+      </w:r>
+      <w:proofErr w:type="spellStart"/>
+      <w:r>
+        <w:t>al.id</w:t>
+      </w:r>
+      <w:proofErr w:type="spellEnd"/>
+      <w:r>
+        <w:t xml:space="preserve">, </w:t>
+      </w:r>
+      <w:proofErr w:type="spellStart"/>
+      <w:proofErr w:type="gramStart"/>
+      <w:r>
+        <w:t>al.nombre</w:t>
+      </w:r>
+      <w:proofErr w:type="spellEnd"/>
+      <w:proofErr w:type="gramEnd"/>
+      <w:r>
+        <w:t xml:space="preserve">, </w:t>
+      </w:r>
+      <w:proofErr w:type="spellStart"/>
+      <w:proofErr w:type="gramStart"/>
+      <w:r>
+        <w:t>al.apellidos</w:t>
+      </w:r>
+      <w:proofErr w:type="spellEnd"/>
+      <w:proofErr w:type="gramEnd"/>
     </w:p>
     <w:p>
       <w:pPr>
@@ -1387,7 +1927,21 @@
         <w:rPr>
           <w:lang w:val="en-GB"/>
         </w:rPr>
-        <w:t>ORDER BY total_pagado DESC</w:t>
+        <w:t xml:space="preserve">ORDER BY </w:t>
+      </w:r>
+      <w:proofErr w:type="spellStart"/>
+      <w:r>
+        <w:rPr>
+          <w:lang w:val="en-GB"/>
+        </w:rPr>
+        <w:t>total_pagado</w:t>
+      </w:r>
+      <w:proofErr w:type="spellEnd"/>
+      <w:r>
+        <w:rPr>
+          <w:lang w:val="en-GB"/>
+        </w:rPr>
+        <w:t xml:space="preserve"> DESC</w:t>
       </w:r>
     </w:p>
     <w:p>
@@ -1484,7 +2038,45 @@
     </w:p>
     <w:p>
       <w:r>
-        <w:t>SELECT al.id, al.nombre, al.apellidos, SUM(f.importe) AS deuda</w:t>
+        <w:t xml:space="preserve">SELECT </w:t>
+      </w:r>
+      <w:proofErr w:type="spellStart"/>
+      <w:r>
+        <w:t>al.id</w:t>
+      </w:r>
+      <w:proofErr w:type="spellEnd"/>
+      <w:r>
+        <w:t xml:space="preserve">, </w:t>
+      </w:r>
+      <w:proofErr w:type="spellStart"/>
+      <w:proofErr w:type="gramStart"/>
+      <w:r>
+        <w:t>al.nombre</w:t>
+      </w:r>
+      <w:proofErr w:type="spellEnd"/>
+      <w:proofErr w:type="gramEnd"/>
+      <w:r>
+        <w:t xml:space="preserve">, </w:t>
+      </w:r>
+      <w:proofErr w:type="spellStart"/>
+      <w:proofErr w:type="gramStart"/>
+      <w:r>
+        <w:t>al.apellidos</w:t>
+      </w:r>
+      <w:proofErr w:type="spellEnd"/>
+      <w:proofErr w:type="gramEnd"/>
+      <w:r>
+        <w:t>, SUM(</w:t>
+      </w:r>
+      <w:proofErr w:type="spellStart"/>
+      <w:proofErr w:type="gramStart"/>
+      <w:r>
+        <w:t>f.importe</w:t>
+      </w:r>
+      <w:proofErr w:type="spellEnd"/>
+      <w:proofErr w:type="gramEnd"/>
+      <w:r>
+        <w:t>) AS deuda</w:t>
       </w:r>
     </w:p>
     <w:p>
@@ -1494,18 +2086,66 @@
     </w:p>
     <w:p>
       <w:r>
-        <w:t>JOIN alumnos al ON f.id_alumno = al.id</w:t>
-      </w:r>
-    </w:p>
-    <w:p>
-      <w:r>
-        <w:t>WHERE f.pagado = 'no'</w:t>
-      </w:r>
-    </w:p>
-    <w:p>
-      <w:r>
-        <w:t>GROUP BY al.id, al.nombre, al.apellidos</w:t>
-      </w:r>
+        <w:t xml:space="preserve">JOIN alumnos al ON </w:t>
+      </w:r>
+      <w:proofErr w:type="spellStart"/>
+      <w:r>
+        <w:t>f.id_alumno</w:t>
+      </w:r>
+      <w:proofErr w:type="spellEnd"/>
+      <w:r>
+        <w:t xml:space="preserve"> = </w:t>
+      </w:r>
+      <w:proofErr w:type="spellStart"/>
+      <w:r>
+        <w:t>al.id</w:t>
+      </w:r>
+      <w:proofErr w:type="spellEnd"/>
+    </w:p>
+    <w:p>
+      <w:r>
+        <w:t xml:space="preserve">WHERE </w:t>
+      </w:r>
+      <w:proofErr w:type="spellStart"/>
+      <w:proofErr w:type="gramStart"/>
+      <w:r>
+        <w:t>f.pagado</w:t>
+      </w:r>
+      <w:proofErr w:type="spellEnd"/>
+      <w:proofErr w:type="gramEnd"/>
+      <w:r>
+        <w:t xml:space="preserve"> = 'no'</w:t>
+      </w:r>
+    </w:p>
+    <w:p>
+      <w:r>
+        <w:t xml:space="preserve">GROUP BY </w:t>
+      </w:r>
+      <w:proofErr w:type="spellStart"/>
+      <w:r>
+        <w:t>al.id</w:t>
+      </w:r>
+      <w:proofErr w:type="spellEnd"/>
+      <w:r>
+        <w:t xml:space="preserve">, </w:t>
+      </w:r>
+      <w:proofErr w:type="spellStart"/>
+      <w:proofErr w:type="gramStart"/>
+      <w:r>
+        <w:t>al.nombre</w:t>
+      </w:r>
+      <w:proofErr w:type="spellEnd"/>
+      <w:proofErr w:type="gramEnd"/>
+      <w:r>
+        <w:t xml:space="preserve">, </w:t>
+      </w:r>
+      <w:proofErr w:type="spellStart"/>
+      <w:proofErr w:type="gramStart"/>
+      <w:r>
+        <w:t>al.apellidos</w:t>
+      </w:r>
+      <w:proofErr w:type="spellEnd"/>
+      <w:proofErr w:type="gramEnd"/>
     </w:p>
     <w:p>
       <w:pPr>
@@ -1517,7 +2157,21 @@
         <w:rPr>
           <w:lang w:val="en-GB"/>
         </w:rPr>
-        <w:t>ORDER BY deuda DESC</w:t>
+        <w:t xml:space="preserve">ORDER BY </w:t>
+      </w:r>
+      <w:proofErr w:type="spellStart"/>
+      <w:r>
+        <w:rPr>
+          <w:lang w:val="en-GB"/>
+        </w:rPr>
+        <w:t>deuda</w:t>
+      </w:r>
+      <w:proofErr w:type="spellEnd"/>
+      <w:r>
+        <w:rPr>
+          <w:lang w:val="en-GB"/>
+        </w:rPr>
+        <w:t xml:space="preserve"> DESC</w:t>
       </w:r>
     </w:p>
     <w:p>
@@ -1613,12 +2267,64 @@
     </w:p>
     <w:p>
       <w:r>
-        <w:t>SELECT al.id, al.nombre, al.apellidos,</w:t>
-      </w:r>
-    </w:p>
-    <w:p>
-      <w:r>
-        <w:t xml:space="preserve">       COUNT(DISTINCT a.id) AS num_asistencias,</w:t>
+        <w:t xml:space="preserve">SELECT </w:t>
+      </w:r>
+      <w:proofErr w:type="spellStart"/>
+      <w:r>
+        <w:t>al.id</w:t>
+      </w:r>
+      <w:proofErr w:type="spellEnd"/>
+      <w:r>
+        <w:t xml:space="preserve">, </w:t>
+      </w:r>
+      <w:proofErr w:type="spellStart"/>
+      <w:proofErr w:type="gramStart"/>
+      <w:r>
+        <w:t>al.nombre</w:t>
+      </w:r>
+      <w:proofErr w:type="spellEnd"/>
+      <w:proofErr w:type="gramEnd"/>
+      <w:r>
+        <w:t xml:space="preserve">, </w:t>
+      </w:r>
+      <w:proofErr w:type="spellStart"/>
+      <w:proofErr w:type="gramStart"/>
+      <w:r>
+        <w:t>al.apellidos</w:t>
+      </w:r>
+      <w:proofErr w:type="spellEnd"/>
+      <w:proofErr w:type="gramEnd"/>
+      <w:r>
+        <w:t>,</w:t>
+      </w:r>
+    </w:p>
+    <w:p>
+      <w:r>
+        <w:t xml:space="preserve">       </w:t>
+      </w:r>
+      <w:proofErr w:type="gramStart"/>
+      <w:r>
+        <w:t>COUNT(</w:t>
+      </w:r>
+      <w:proofErr w:type="gramEnd"/>
+      <w:r>
+        <w:t xml:space="preserve">DISTINCT </w:t>
+      </w:r>
+      <w:proofErr w:type="spellStart"/>
+      <w:r>
+        <w:t>a.id</w:t>
+      </w:r>
+      <w:proofErr w:type="spellEnd"/>
+      <w:r>
+        <w:t xml:space="preserve">) AS </w:t>
+      </w:r>
+      <w:proofErr w:type="spellStart"/>
+      <w:r>
+        <w:t>num_asistencias</w:t>
+      </w:r>
+      <w:proofErr w:type="spellEnd"/>
+      <w:r>
+        <w:t>,</w:t>
       </w:r>
     </w:p>
     <w:p>
@@ -1630,12 +2336,42 @@
       <w:r>
         <w:t xml:space="preserve">       </w:t>
       </w:r>
-      <w:r>
-        <w:rPr>
-          <w:lang w:val="en-GB"/>
-        </w:rPr>
-        <w:t>COUNT(DISTINCT f.id_factura) AS num_facturas</w:t>
-      </w:r>
+      <w:proofErr w:type="gramStart"/>
+      <w:r>
+        <w:rPr>
+          <w:lang w:val="en-GB"/>
+        </w:rPr>
+        <w:t>COUNT(</w:t>
+      </w:r>
+      <w:proofErr w:type="gramEnd"/>
+      <w:r>
+        <w:rPr>
+          <w:lang w:val="en-GB"/>
+        </w:rPr>
+        <w:t xml:space="preserve">DISTINCT </w:t>
+      </w:r>
+      <w:proofErr w:type="spellStart"/>
+      <w:r>
+        <w:rPr>
+          <w:lang w:val="en-GB"/>
+        </w:rPr>
+        <w:t>f.id_factura</w:t>
+      </w:r>
+      <w:proofErr w:type="spellEnd"/>
+      <w:r>
+        <w:rPr>
+          <w:lang w:val="en-GB"/>
+        </w:rPr>
+        <w:t xml:space="preserve">) AS </w:t>
+      </w:r>
+      <w:proofErr w:type="spellStart"/>
+      <w:r>
+        <w:rPr>
+          <w:lang w:val="en-GB"/>
+        </w:rPr>
+        <w:t>num_facturas</w:t>
+      </w:r>
+      <w:proofErr w:type="spellEnd"/>
     </w:p>
     <w:p>
       <w:pPr>
@@ -1647,7 +2383,21 @@
         <w:rPr>
           <w:lang w:val="en-GB"/>
         </w:rPr>
-        <w:t>FROM alumnos al</w:t>
+        <w:t xml:space="preserve">FROM </w:t>
+      </w:r>
+      <w:proofErr w:type="spellStart"/>
+      <w:r>
+        <w:rPr>
+          <w:lang w:val="en-GB"/>
+        </w:rPr>
+        <w:t>alumnos</w:t>
+      </w:r>
+      <w:proofErr w:type="spellEnd"/>
+      <w:r>
+        <w:rPr>
+          <w:lang w:val="en-GB"/>
+        </w:rPr>
+        <w:t xml:space="preserve"> al</w:t>
       </w:r>
     </w:p>
     <w:p>
@@ -1660,7 +2410,35 @@
         <w:rPr>
           <w:lang w:val="en-GB"/>
         </w:rPr>
-        <w:t>LEFT JOIN asistencia a ON a.id_alumno = al.id</w:t>
+        <w:t xml:space="preserve">LEFT JOIN </w:t>
+      </w:r>
+      <w:proofErr w:type="spellStart"/>
+      <w:r>
+        <w:rPr>
+          <w:lang w:val="en-GB"/>
+        </w:rPr>
+        <w:t>asistencia</w:t>
+      </w:r>
+      <w:proofErr w:type="spellEnd"/>
+      <w:r>
+        <w:rPr>
+          <w:lang w:val="en-GB"/>
+        </w:rPr>
+        <w:t xml:space="preserve"> a ON </w:t>
+      </w:r>
+      <w:proofErr w:type="spellStart"/>
+      <w:r>
+        <w:rPr>
+          <w:lang w:val="en-GB"/>
+        </w:rPr>
+        <w:t>a.id_alumno</w:t>
+      </w:r>
+      <w:proofErr w:type="spellEnd"/>
+      <w:r>
+        <w:rPr>
+          <w:lang w:val="en-GB"/>
+        </w:rPr>
+        <w:t xml:space="preserve"> = al.id</w:t>
       </w:r>
     </w:p>
     <w:p>
@@ -1673,12 +2451,54 @@
         <w:rPr>
           <w:lang w:val="en-GB"/>
         </w:rPr>
-        <w:t>LEFT JOIN facturas f ON f.id_alumno = al.id</w:t>
-      </w:r>
-    </w:p>
-    <w:p>
-      <w:r>
-        <w:t>GROUP BY al.id, al.nombre, al.apellidos;</w:t>
+        <w:t xml:space="preserve">LEFT JOIN facturas f ON </w:t>
+      </w:r>
+      <w:proofErr w:type="spellStart"/>
+      <w:r>
+        <w:rPr>
+          <w:lang w:val="en-GB"/>
+        </w:rPr>
+        <w:t>f.id_alumno</w:t>
+      </w:r>
+      <w:proofErr w:type="spellEnd"/>
+      <w:r>
+        <w:rPr>
+          <w:lang w:val="en-GB"/>
+        </w:rPr>
+        <w:t xml:space="preserve"> = al.id</w:t>
+      </w:r>
+    </w:p>
+    <w:p>
+      <w:r>
+        <w:t xml:space="preserve">GROUP BY </w:t>
+      </w:r>
+      <w:proofErr w:type="spellStart"/>
+      <w:r>
+        <w:t>al.id</w:t>
+      </w:r>
+      <w:proofErr w:type="spellEnd"/>
+      <w:r>
+        <w:t xml:space="preserve">, </w:t>
+      </w:r>
+      <w:proofErr w:type="spellStart"/>
+      <w:proofErr w:type="gramStart"/>
+      <w:r>
+        <w:t>al.nombre</w:t>
+      </w:r>
+      <w:proofErr w:type="spellEnd"/>
+      <w:proofErr w:type="gramEnd"/>
+      <w:r>
+        <w:t xml:space="preserve">, </w:t>
+      </w:r>
+      <w:proofErr w:type="spellStart"/>
+      <w:proofErr w:type="gramStart"/>
+      <w:r>
+        <w:t>al.apellidos</w:t>
+      </w:r>
+      <w:proofErr w:type="spellEnd"/>
+      <w:proofErr w:type="gramEnd"/>
+      <w:r>
+        <w:t>;</w:t>
       </w:r>
     </w:p>
     <w:p>
@@ -1798,7 +2618,15 @@
     </w:p>
     <w:p>
       <w:r>
-        <w:t>WHERE id IN (SELECT id_alumno FROM asistencia);</w:t>
+        <w:t xml:space="preserve">WHERE id IN (SELECT </w:t>
+      </w:r>
+      <w:proofErr w:type="spellStart"/>
+      <w:r>
+        <w:t>id_alumno</w:t>
+      </w:r>
+      <w:proofErr w:type="spellEnd"/>
+      <w:r>
+        <w:t xml:space="preserve"> FROM asistencia);</w:t>
       </w:r>
     </w:p>
     <w:p>
@@ -1833,13 +2661,23 @@
         </w:rPr>
         <w:t xml:space="preserve"> </w:t>
       </w:r>
-      <w:r>
-        <w:rPr>
-          <w:b/>
-          <w:bCs/>
-          <w:lang w:val="en-GB"/>
-        </w:rPr>
-        <w:t>Solución:</w:t>
+      <w:proofErr w:type="spellStart"/>
+      <w:r>
+        <w:rPr>
+          <w:b/>
+          <w:bCs/>
+          <w:lang w:val="en-GB"/>
+        </w:rPr>
+        <w:t>Solución</w:t>
+      </w:r>
+      <w:proofErr w:type="spellEnd"/>
+      <w:r>
+        <w:rPr>
+          <w:b/>
+          <w:bCs/>
+          <w:lang w:val="en-GB"/>
+        </w:rPr>
+        <w:t>:</w:t>
       </w:r>
     </w:p>
     <w:p>
@@ -1865,8 +2703,16 @@
         <w:rPr>
           <w:lang w:val="en-GB"/>
         </w:rPr>
-        <w:t>FROM alumnos</w:t>
-      </w:r>
+        <w:t xml:space="preserve">FROM </w:t>
+      </w:r>
+      <w:proofErr w:type="spellStart"/>
+      <w:r>
+        <w:rPr>
+          <w:lang w:val="en-GB"/>
+        </w:rPr>
+        <w:t>alumnos</w:t>
+      </w:r>
+      <w:proofErr w:type="spellEnd"/>
     </w:p>
     <w:p>
       <w:pPr>
@@ -1878,7 +2724,49 @@
         <w:rPr>
           <w:lang w:val="en-GB"/>
         </w:rPr>
-        <w:t>WHERE id NOT IN (SELECT id_alumno FROM asistencia);</w:t>
+        <w:t xml:space="preserve">WHERE </w:t>
+      </w:r>
+      <w:proofErr w:type="spellStart"/>
+      <w:r>
+        <w:rPr>
+          <w:lang w:val="en-GB"/>
+        </w:rPr>
+        <w:t>id</w:t>
+      </w:r>
+      <w:proofErr w:type="spellEnd"/>
+      <w:r>
+        <w:rPr>
+          <w:lang w:val="en-GB"/>
+        </w:rPr>
+        <w:t xml:space="preserve"> NOT IN (SELECT </w:t>
+      </w:r>
+      <w:proofErr w:type="spellStart"/>
+      <w:r>
+        <w:rPr>
+          <w:lang w:val="en-GB"/>
+        </w:rPr>
+        <w:t>id_alumno</w:t>
+      </w:r>
+      <w:proofErr w:type="spellEnd"/>
+      <w:r>
+        <w:rPr>
+          <w:lang w:val="en-GB"/>
+        </w:rPr>
+        <w:t xml:space="preserve"> FROM </w:t>
+      </w:r>
+      <w:proofErr w:type="spellStart"/>
+      <w:r>
+        <w:rPr>
+          <w:lang w:val="en-GB"/>
+        </w:rPr>
+        <w:t>asistencia</w:t>
+      </w:r>
+      <w:proofErr w:type="spellEnd"/>
+      <w:r>
+        <w:rPr>
+          <w:lang w:val="en-GB"/>
+        </w:rPr>
+        <w:t>);</w:t>
       </w:r>
     </w:p>
     <w:p>
@@ -1913,13 +2801,23 @@
         </w:rPr>
         <w:t xml:space="preserve"> </w:t>
       </w:r>
-      <w:r>
-        <w:rPr>
-          <w:b/>
-          <w:bCs/>
-          <w:lang w:val="en-GB"/>
-        </w:rPr>
-        <w:t>Solución:</w:t>
+      <w:proofErr w:type="spellStart"/>
+      <w:r>
+        <w:rPr>
+          <w:b/>
+          <w:bCs/>
+          <w:lang w:val="en-GB"/>
+        </w:rPr>
+        <w:t>Solución</w:t>
+      </w:r>
+      <w:proofErr w:type="spellEnd"/>
+      <w:r>
+        <w:rPr>
+          <w:b/>
+          <w:bCs/>
+          <w:lang w:val="en-GB"/>
+        </w:rPr>
+        <w:t>:</w:t>
       </w:r>
     </w:p>
     <w:p>
@@ -1945,8 +2843,16 @@
         <w:rPr>
           <w:lang w:val="en-GB"/>
         </w:rPr>
-        <w:t>FROM cursos</w:t>
-      </w:r>
+        <w:t xml:space="preserve">FROM </w:t>
+      </w:r>
+      <w:proofErr w:type="spellStart"/>
+      <w:r>
+        <w:rPr>
+          <w:lang w:val="en-GB"/>
+        </w:rPr>
+        <w:t>cursos</w:t>
+      </w:r>
+      <w:proofErr w:type="spellEnd"/>
     </w:p>
     <w:p>
       <w:pPr>
@@ -1958,7 +2864,35 @@
         <w:rPr>
           <w:lang w:val="en-GB"/>
         </w:rPr>
-        <w:t>WHERE id IN (SELECT id_curso FROM asistencia);</w:t>
+        <w:t xml:space="preserve">WHERE id IN (SELECT </w:t>
+      </w:r>
+      <w:proofErr w:type="spellStart"/>
+      <w:r>
+        <w:rPr>
+          <w:lang w:val="en-GB"/>
+        </w:rPr>
+        <w:t>id_curso</w:t>
+      </w:r>
+      <w:proofErr w:type="spellEnd"/>
+      <w:r>
+        <w:rPr>
+          <w:lang w:val="en-GB"/>
+        </w:rPr>
+        <w:t xml:space="preserve"> FROM </w:t>
+      </w:r>
+      <w:proofErr w:type="spellStart"/>
+      <w:r>
+        <w:rPr>
+          <w:lang w:val="en-GB"/>
+        </w:rPr>
+        <w:t>asistencia</w:t>
+      </w:r>
+      <w:proofErr w:type="spellEnd"/>
+      <w:r>
+        <w:rPr>
+          <w:lang w:val="en-GB"/>
+        </w:rPr>
+        <w:t>);</w:t>
       </w:r>
     </w:p>
     <w:p>
@@ -1993,13 +2927,23 @@
         </w:rPr>
         <w:t xml:space="preserve"> </w:t>
       </w:r>
-      <w:r>
-        <w:rPr>
-          <w:b/>
-          <w:bCs/>
-          <w:lang w:val="en-GB"/>
-        </w:rPr>
-        <w:t>Solución:</w:t>
+      <w:proofErr w:type="spellStart"/>
+      <w:r>
+        <w:rPr>
+          <w:b/>
+          <w:bCs/>
+          <w:lang w:val="en-GB"/>
+        </w:rPr>
+        <w:t>Solución</w:t>
+      </w:r>
+      <w:proofErr w:type="spellEnd"/>
+      <w:r>
+        <w:rPr>
+          <w:b/>
+          <w:bCs/>
+          <w:lang w:val="en-GB"/>
+        </w:rPr>
+        <w:t>:</w:t>
       </w:r>
     </w:p>
     <w:p>
@@ -2026,8 +2970,16 @@
         <w:rPr>
           <w:lang w:val="en-GB"/>
         </w:rPr>
-        <w:t>FROM cursos</w:t>
-      </w:r>
+        <w:t xml:space="preserve">FROM </w:t>
+      </w:r>
+      <w:proofErr w:type="spellStart"/>
+      <w:r>
+        <w:rPr>
+          <w:lang w:val="en-GB"/>
+        </w:rPr>
+        <w:t>cursos</w:t>
+      </w:r>
+      <w:proofErr w:type="spellEnd"/>
     </w:p>
     <w:p>
       <w:pPr>
@@ -2039,7 +2991,49 @@
         <w:rPr>
           <w:lang w:val="en-GB"/>
         </w:rPr>
-        <w:t>WHERE id NOT IN (SELECT id_curso FROM asistencia);</w:t>
+        <w:t xml:space="preserve">WHERE </w:t>
+      </w:r>
+      <w:proofErr w:type="spellStart"/>
+      <w:r>
+        <w:rPr>
+          <w:lang w:val="en-GB"/>
+        </w:rPr>
+        <w:t>id</w:t>
+      </w:r>
+      <w:proofErr w:type="spellEnd"/>
+      <w:r>
+        <w:rPr>
+          <w:lang w:val="en-GB"/>
+        </w:rPr>
+        <w:t xml:space="preserve"> NOT IN (SELECT </w:t>
+      </w:r>
+      <w:proofErr w:type="spellStart"/>
+      <w:r>
+        <w:rPr>
+          <w:lang w:val="en-GB"/>
+        </w:rPr>
+        <w:t>id_curso</w:t>
+      </w:r>
+      <w:proofErr w:type="spellEnd"/>
+      <w:r>
+        <w:rPr>
+          <w:lang w:val="en-GB"/>
+        </w:rPr>
+        <w:t xml:space="preserve"> FROM </w:t>
+      </w:r>
+      <w:proofErr w:type="spellStart"/>
+      <w:r>
+        <w:rPr>
+          <w:lang w:val="en-GB"/>
+        </w:rPr>
+        <w:t>asistencia</w:t>
+      </w:r>
+      <w:proofErr w:type="spellEnd"/>
+      <w:r>
+        <w:rPr>
+          <w:lang w:val="en-GB"/>
+        </w:rPr>
+        <w:t>);</w:t>
       </w:r>
     </w:p>
     <w:p>
@@ -2074,26 +3068,183 @@
         </w:rPr>
         <w:t xml:space="preserve"> </w:t>
       </w:r>
-      <w:r>
-        <w:rPr>
-          <w:b/>
-          <w:bCs/>
-          <w:lang w:val="en-GB"/>
+      <w:proofErr w:type="spellStart"/>
+      <w:r>
+        <w:rPr>
+          <w:b/>
+          <w:bCs/>
+          <w:lang w:val="en-GB"/>
+        </w:rPr>
+        <w:t>Solución</w:t>
+      </w:r>
+      <w:proofErr w:type="spellEnd"/>
+      <w:r>
+        <w:rPr>
+          <w:b/>
+          <w:bCs/>
+          <w:lang w:val="en-GB"/>
+        </w:rPr>
+        <w:t>:</w:t>
+      </w:r>
+    </w:p>
+    <w:p>
+      <w:pPr>
+        <w:rPr>
+          <w:lang w:val="en-GB"/>
+        </w:rPr>
+      </w:pPr>
+      <w:r>
+        <w:rPr>
+          <w:lang w:val="en-GB"/>
+        </w:rPr>
+        <w:t>SELECT *</w:t>
+      </w:r>
+    </w:p>
+    <w:p>
+      <w:pPr>
+        <w:rPr>
+          <w:lang w:val="en-GB"/>
+        </w:rPr>
+      </w:pPr>
+      <w:r>
+        <w:rPr>
+          <w:lang w:val="en-GB"/>
+        </w:rPr>
+        <w:t>FROM facturas</w:t>
+      </w:r>
+    </w:p>
+    <w:p>
+      <w:pPr>
+        <w:rPr>
+          <w:lang w:val="en-GB"/>
+        </w:rPr>
+      </w:pPr>
+      <w:r>
+        <w:rPr>
+          <w:lang w:val="en-GB"/>
+        </w:rPr>
+        <w:t xml:space="preserve">WHERE </w:t>
+      </w:r>
+      <w:proofErr w:type="spellStart"/>
+      <w:r>
+        <w:rPr>
+          <w:lang w:val="en-GB"/>
+        </w:rPr>
+        <w:t>importe</w:t>
+      </w:r>
+      <w:proofErr w:type="spellEnd"/>
+      <w:r>
+        <w:rPr>
+          <w:lang w:val="en-GB"/>
+        </w:rPr>
+        <w:t xml:space="preserve"> &gt; (SELECT </w:t>
+      </w:r>
+      <w:proofErr w:type="gramStart"/>
+      <w:r>
+        <w:rPr>
+          <w:lang w:val="en-GB"/>
+        </w:rPr>
+        <w:t>AVG(</w:t>
+      </w:r>
+      <w:proofErr w:type="spellStart"/>
+      <w:proofErr w:type="gramEnd"/>
+      <w:r>
+        <w:rPr>
+          <w:lang w:val="en-GB"/>
+        </w:rPr>
+        <w:t>importe</w:t>
+      </w:r>
+      <w:proofErr w:type="spellEnd"/>
+      <w:r>
+        <w:rPr>
+          <w:lang w:val="en-GB"/>
+        </w:rPr>
+        <w:t>) FROM facturas);</w:t>
+      </w:r>
+    </w:p>
+    <w:p>
+      <w:r>
+        <w:rPr>
+          <w:b/>
+          <w:bCs/>
+        </w:rPr>
+        <w:t>24) Enunciado:</w:t>
+      </w:r>
+      <w:r>
+        <w:t xml:space="preserve"> Mostrar el alumno que más debe (solo no pagadas).</w:t>
+      </w:r>
+      <w:r>
+        <w:br/>
+      </w:r>
+      <w:r>
+        <w:rPr>
+          <w:rFonts w:ascii="Segoe UI Emoji" w:hAnsi="Segoe UI Emoji" w:cs="Segoe UI Emoji"/>
+        </w:rPr>
+        <w:t>✅</w:t>
+      </w:r>
+      <w:r>
+        <w:t xml:space="preserve"> </w:t>
+      </w:r>
+      <w:r>
+        <w:rPr>
+          <w:b/>
+          <w:bCs/>
         </w:rPr>
         <w:t>Solución:</w:t>
       </w:r>
     </w:p>
     <w:p>
+      <w:r>
+        <w:t xml:space="preserve">SELECT </w:t>
+      </w:r>
+      <w:proofErr w:type="gramStart"/>
+      <w:r>
+        <w:t>al.*</w:t>
+      </w:r>
+      <w:proofErr w:type="gramEnd"/>
+    </w:p>
+    <w:p>
+      <w:r>
+        <w:t>FROM alumnos al</w:t>
+      </w:r>
+    </w:p>
+    <w:p>
+      <w:r>
+        <w:t xml:space="preserve">WHERE </w:t>
+      </w:r>
+      <w:proofErr w:type="spellStart"/>
+      <w:r>
+        <w:t>al.id</w:t>
+      </w:r>
+      <w:proofErr w:type="spellEnd"/>
+      <w:r>
+        <w:t xml:space="preserve"> = (</w:t>
+      </w:r>
+    </w:p>
+    <w:p>
+      <w:r>
+        <w:t xml:space="preserve">  SELECT </w:t>
+      </w:r>
+      <w:proofErr w:type="spellStart"/>
+      <w:r>
+        <w:t>f.id_alumno</w:t>
+      </w:r>
+      <w:proofErr w:type="spellEnd"/>
+    </w:p>
+    <w:p>
       <w:pPr>
         <w:rPr>
           <w:lang w:val="en-GB"/>
         </w:rPr>
       </w:pPr>
       <w:r>
-        <w:rPr>
-          <w:lang w:val="en-GB"/>
-        </w:rPr>
-        <w:t>SELECT *</w:t>
+        <w:t xml:space="preserve">  </w:t>
+      </w:r>
+      <w:r>
+        <w:rPr>
+          <w:lang w:val="en-GB"/>
+        </w:rPr>
+        <w:t>FROM facturas f</w:t>
       </w:r>
     </w:p>
     <w:p>
@@ -2106,7 +3257,23 @@
         <w:rPr>
           <w:lang w:val="en-GB"/>
         </w:rPr>
-        <w:t>FROM facturas</w:t>
+        <w:t xml:space="preserve">  WHERE </w:t>
+      </w:r>
+      <w:proofErr w:type="spellStart"/>
+      <w:proofErr w:type="gramStart"/>
+      <w:r>
+        <w:rPr>
+          <w:lang w:val="en-GB"/>
+        </w:rPr>
+        <w:t>f.pagado</w:t>
+      </w:r>
+      <w:proofErr w:type="spellEnd"/>
+      <w:proofErr w:type="gramEnd"/>
+      <w:r>
+        <w:rPr>
+          <w:lang w:val="en-GB"/>
+        </w:rPr>
+        <w:t>='no'</w:t>
       </w:r>
     </w:p>
     <w:p>
@@ -2119,59 +3286,16 @@
         <w:rPr>
           <w:lang w:val="en-GB"/>
         </w:rPr>
-        <w:t>WHERE importe &gt; (SELECT AVG(importe) FROM facturas);</w:t>
-      </w:r>
-    </w:p>
-    <w:p>
-      <w:r>
-        <w:rPr>
-          <w:b/>
-          <w:bCs/>
-        </w:rPr>
-        <w:t>24) Enunciado:</w:t>
-      </w:r>
-      <w:r>
-        <w:t xml:space="preserve"> Mostrar el alumno que más debe (solo no pagadas).</w:t>
-      </w:r>
-      <w:r>
-        <w:br/>
-      </w:r>
-      <w:r>
-        <w:rPr>
-          <w:rFonts w:ascii="Segoe UI Emoji" w:hAnsi="Segoe UI Emoji" w:cs="Segoe UI Emoji"/>
-        </w:rPr>
-        <w:t>✅</w:t>
-      </w:r>
-      <w:r>
-        <w:t xml:space="preserve"> </w:t>
-      </w:r>
-      <w:r>
-        <w:rPr>
-          <w:b/>
-          <w:bCs/>
-        </w:rPr>
-        <w:t>Solución:</w:t>
-      </w:r>
-    </w:p>
-    <w:p>
-      <w:r>
-        <w:t>SELECT al.*</w:t>
-      </w:r>
-    </w:p>
-    <w:p>
-      <w:r>
-        <w:t>FROM alumnos al</w:t>
-      </w:r>
-    </w:p>
-    <w:p>
-      <w:r>
-        <w:t>WHERE al.id = (</w:t>
-      </w:r>
-    </w:p>
-    <w:p>
-      <w:r>
-        <w:t xml:space="preserve">  SELECT f.id_alumno</w:t>
-      </w:r>
+        <w:t xml:space="preserve">  GROUP BY </w:t>
+      </w:r>
+      <w:proofErr w:type="spellStart"/>
+      <w:r>
+        <w:rPr>
+          <w:lang w:val="en-GB"/>
+        </w:rPr>
+        <w:t>f.id_alumno</w:t>
+      </w:r>
+      <w:proofErr w:type="spellEnd"/>
     </w:p>
     <w:p>
       <w:pPr>
@@ -2180,52 +3304,26 @@
         </w:rPr>
       </w:pPr>
       <w:r>
-        <w:t xml:space="preserve">  </w:t>
-      </w:r>
-      <w:r>
-        <w:rPr>
-          <w:lang w:val="en-GB"/>
-        </w:rPr>
-        <w:t>FROM facturas f</w:t>
-      </w:r>
-    </w:p>
-    <w:p>
-      <w:pPr>
-        <w:rPr>
-          <w:lang w:val="en-GB"/>
-        </w:rPr>
-      </w:pPr>
-      <w:r>
-        <w:rPr>
-          <w:lang w:val="en-GB"/>
-        </w:rPr>
-        <w:t xml:space="preserve">  WHERE f.pagado='no'</w:t>
-      </w:r>
-    </w:p>
-    <w:p>
-      <w:pPr>
-        <w:rPr>
-          <w:lang w:val="en-GB"/>
-        </w:rPr>
-      </w:pPr>
-      <w:r>
-        <w:rPr>
-          <w:lang w:val="en-GB"/>
-        </w:rPr>
-        <w:t xml:space="preserve">  GROUP BY f.id_alumno</w:t>
-      </w:r>
-    </w:p>
-    <w:p>
-      <w:pPr>
-        <w:rPr>
-          <w:lang w:val="en-GB"/>
-        </w:rPr>
-      </w:pPr>
-      <w:r>
-        <w:rPr>
-          <w:lang w:val="en-GB"/>
-        </w:rPr>
-        <w:t xml:space="preserve">  ORDER BY SUM(f.importe) DESC</w:t>
+        <w:rPr>
+          <w:lang w:val="en-GB"/>
+        </w:rPr>
+        <w:t xml:space="preserve">  ORDER BY SUM(</w:t>
+      </w:r>
+      <w:proofErr w:type="spellStart"/>
+      <w:proofErr w:type="gramStart"/>
+      <w:r>
+        <w:rPr>
+          <w:lang w:val="en-GB"/>
+        </w:rPr>
+        <w:t>f.importe</w:t>
+      </w:r>
+      <w:proofErr w:type="spellEnd"/>
+      <w:proofErr w:type="gramEnd"/>
+      <w:r>
+        <w:rPr>
+          <w:lang w:val="en-GB"/>
+        </w:rPr>
+        <w:t>) DESC</w:t>
       </w:r>
     </w:p>
     <w:p>
